--- a/eng/docx/31.content.docx
+++ b/eng/docx/31.content.docx
@@ -7,6 +7,15 @@
       <w:r/>
     </w:p>
     <w:p>
+      <w:pPr>
+        <w:pStyle w:val="Heading2"/>
+      </w:pPr>
+      <w:r>
+        <w:t>Resource: Study Notes (Tyndale)</w:t>
+      </w:r>
+      <w:r/>
+    </w:p>
+    <w:p>
       <w:r/>
       <w:r>
         <w:rPr>
@@ -46,7 +55,7 @@
         <w:pStyle w:val="Heading1"/>
       </w:pPr>
       <w:r>
-        <w:t>Aquifer Open Study Notes</w:t>
+        <w:t>Study Notes (Tyndale)</w:t>
       </w:r>
     </w:p>
     <w:p>
@@ -55,6 +64,51 @@
           <w:headerReference w:type="even" r:id="rId8"/>
           <w:headerReference w:type="default" r:id="rId9"/>
           <w:footerReference w:type="default" r:id="rId10"/>
+          <w:footnotePr>
+            <w:numRestart w:val="eachSect"/>
+          </w:footnotePr>
+          <w:type w:val="continuous"/>
+          <w:pgSz w:w="12240" w:h="15840" w:code="1"/>
+          <w:pgMar w:top="1440" w:right="1440" w:bottom="1440" w:left="1440" w:header="504" w:footer="504" w:gutter="0"/>
+          <w:cols w:space="708"/>
+          <w:titlePg/>
+          <w:docGrid w:linePitch="360"/>
+        </w:sectPr>
+      </w:pPr>
+    </w:p>
+    <w:p>
+      <w:r/>
+    </w:p>
+    <w:p>
+      <w:pPr>
+        <w:pStyle w:val="Heading2"/>
+      </w:pPr>
+      <w:r>
+        <w:t>OBA</w:t>
+      </w:r>
+      <w:r/>
+    </w:p>
+    <w:p>
+      <w:r/>
+      <w:r>
+        <w:rPr>
+          <w:i/>
+        </w:rPr>
+        <w:t>Obadiah 1:1, Obadiah 1:2–4, Obadiah 1:5, Obadiah 1:5–7, Obadiah 1:6, Obadiah 1:7, Obadiah 1:8, Obadiah 1:10–14, Obadiah 1:11, Obadiah 1:12, Obadiah 1:12–14, Obadiah 1:15, Obadiah 1:15–18, Obadiah 1:17, Obadiah 1:18, Obadiah 1:19–20, Obadiah 1:19–21, Obadiah 1:20, Obadiah 1:21</w:t>
+      </w:r>
+      <w:r/>
+    </w:p>
+    <w:p>
+      <w:r/>
+      <w:r>
+        <w:t xml:space="preserve"> </w:t>
+      </w:r>
+      <w:r/>
+      <w:r/>
+    </w:p>
+    <w:p>
+      <w:pPr>
+        <w:sectPr>
           <w:footnotePr>
             <w:numRestart w:val="eachSect"/>
           </w:footnotePr>

--- a/eng/docx/31.content.docx
+++ b/eng/docx/31.content.docx
@@ -4,57 +4,114 @@
   <w:body>
     <w:p/>
     <w:p>
-      <w:r/>
+      <w:pPr/>
+      <w:r>
+        <w:rPr>
+          <w:lang w:val="en_US" w:bidi="en_US"/>
+        </w:rPr>
+      </w:r>
     </w:p>
     <w:p>
       <w:pPr>
         <w:pStyle w:val="Heading2"/>
       </w:pPr>
       <w:r>
+        <w:rPr>
+          <w:lang w:val="en_US" w:bidi="en_US"/>
+        </w:rPr>
         <w:t>Resource: Study Notes (Tyndale)</w:t>
       </w:r>
-      <w:r/>
-    </w:p>
-    <w:p>
-      <w:r/>
+      <w:r>
+        <w:rPr>
+          <w:lang w:val="en_US" w:bidi="en_US"/>
+        </w:rPr>
+      </w:r>
+    </w:p>
+    <w:p>
+      <w:pPr/>
+      <w:r>
+        <w:rPr>
+          <w:lang w:val="en_US" w:bidi="en_US"/>
+        </w:rPr>
+      </w:r>
       <w:r>
         <w:rPr>
           <w:b/>
+          <w:lang w:val="en_US" w:bidi="en_US"/>
         </w:rPr>
         <w:t>Aquifer Open Study Notes</w:t>
       </w:r>
     </w:p>
     <w:p>
-      <w:r/>
-      <w:r>
+      <w:pPr/>
+      <w:r>
+        <w:rPr>
+          <w:lang w:val="en_US" w:bidi="en_US"/>
+        </w:rPr>
+      </w:r>
+      <w:r>
+        <w:rPr>
+          <w:lang w:val="en_US" w:bidi="en_US"/>
+        </w:rPr>
         <w:t xml:space="preserve">This work is an adaptation of </w:t>
       </w:r>
       <w:r>
+        <w:rPr>
+          <w:lang w:val="en_US" w:bidi="en_US"/>
+        </w:rPr>
         <w:t>Tyndale Open Study Notes</w:t>
       </w:r>
       <w:r>
+        <w:rPr>
+          <w:lang w:val="en_US" w:bidi="en_US"/>
+        </w:rPr>
         <w:t xml:space="preserve"> © 2023 Tyndale House Publishers, licensed under the CC BY-SA 4.0 license. The adaptation, </w:t>
       </w:r>
       <w:r>
+        <w:rPr>
+          <w:lang w:val="en_US" w:bidi="en_US"/>
+        </w:rPr>
         <w:t>Aquifer Open Study Notes</w:t>
       </w:r>
       <w:r>
+        <w:rPr>
+          <w:lang w:val="en_US" w:bidi="en_US"/>
+        </w:rPr>
         <w:t>, was created by Mission Mutual and is also licensed under CC BY-SA 4.0.</w:t>
       </w:r>
     </w:p>
     <w:p>
-      <w:r/>
-      <w:r>
+      <w:pPr/>
+      <w:r>
+        <w:rPr>
+          <w:lang w:val="en_US" w:bidi="en_US"/>
+        </w:rPr>
+      </w:r>
+      <w:r>
+        <w:rPr>
+          <w:lang w:val="en_US" w:bidi="en_US"/>
+        </w:rPr>
         <w:t>This resource has been adapted into multiple languages, including English, Tok Pisin, Arabic (عربي), French (Français), Hindi (हिंदी), Indonesian (Bahasa Indonesia), Portuguese (Português), Russian (Русский), Spanish (Español), Swahili (Kiswahili), and Simplified Chinese (简体中文).</w:t>
       </w:r>
-      <w:r/>
-      <w:r/>
+      <w:r>
+        <w:rPr>
+          <w:lang w:val="en_US" w:bidi="en_US"/>
+        </w:rPr>
+      </w:r>
+      <w:r>
+        <w:rPr>
+          <w:lang w:val="en_US" w:bidi="en_US"/>
+        </w:rPr>
+      </w:r>
     </w:p>
     <w:p>
       <w:pPr>
         <w:pStyle w:val="Heading1"/>
       </w:pPr>
       <w:r>
+        <w:rPr>
+          <w:lang w:val="en_US" w:bidi="en_US"/>
+        </w:rPr>
         <w:t>Study Notes (Tyndale)</w:t>
       </w:r>
     </w:p>
@@ -77,34 +134,72 @@
       </w:pPr>
     </w:p>
     <w:p>
-      <w:r/>
+      <w:pPr/>
+      <w:r>
+        <w:rPr>
+          <w:lang w:val="en_US" w:bidi="en_US"/>
+        </w:rPr>
+      </w:r>
     </w:p>
     <w:p>
       <w:pPr>
         <w:pStyle w:val="Heading2"/>
       </w:pPr>
       <w:r>
+        <w:rPr>
+          <w:lang w:val="en_US" w:bidi="en_US"/>
+        </w:rPr>
         <w:t>OBA</w:t>
       </w:r>
-      <w:r/>
-    </w:p>
-    <w:p>
-      <w:r/>
+      <w:r>
+        <w:rPr>
+          <w:lang w:val="en_US" w:bidi="en_US"/>
+        </w:rPr>
+      </w:r>
+    </w:p>
+    <w:p>
+      <w:pPr/>
+      <w:r>
+        <w:rPr>
+          <w:lang w:val="en_US" w:bidi="en_US"/>
+        </w:rPr>
+      </w:r>
       <w:r>
         <w:rPr>
           <w:i/>
+          <w:lang w:val="en_US" w:bidi="en_US"/>
         </w:rPr>
         <w:t>Obadiah 1:1, Obadiah 1:2–4, Obadiah 1:5, Obadiah 1:5–7, Obadiah 1:6, Obadiah 1:7, Obadiah 1:8, Obadiah 1:10–14, Obadiah 1:11, Obadiah 1:12, Obadiah 1:12–14, Obadiah 1:15, Obadiah 1:15–18, Obadiah 1:17, Obadiah 1:18, Obadiah 1:19–20, Obadiah 1:19–21, Obadiah 1:20, Obadiah 1:21</w:t>
       </w:r>
-      <w:r/>
-    </w:p>
-    <w:p>
-      <w:r/>
-      <w:r>
+      <w:r>
+        <w:rPr>
+          <w:lang w:val="en_US" w:bidi="en_US"/>
+        </w:rPr>
+      </w:r>
+    </w:p>
+    <w:p>
+      <w:pPr/>
+      <w:r>
+        <w:rPr>
+          <w:lang w:val="en_US" w:bidi="en_US"/>
+        </w:rPr>
+      </w:r>
+      <w:r>
+        <w:rPr>
+          <w:lang w:val="en_US" w:bidi="en_US"/>
+        </w:rPr>
         <w:t xml:space="preserve"> </w:t>
       </w:r>
-      <w:r/>
-      <w:r/>
+      <w:r>
+        <w:rPr>
+          <w:lang w:val="en_US" w:bidi="en_US"/>
+        </w:rPr>
+      </w:r>
+      <w:r>
+        <w:rPr>
+          <w:lang w:val="en_US" w:bidi="en_US"/>
+        </w:rPr>
+      </w:r>
     </w:p>
     <w:p>
       <w:pPr>
@@ -122,24 +217,47 @@
       </w:pPr>
     </w:p>
     <w:p>
-      <w:r/>
+      <w:pPr/>
+      <w:r>
+        <w:rPr>
+          <w:lang w:val="en_US" w:bidi="en_US"/>
+        </w:rPr>
+      </w:r>
     </w:p>
     <w:p>
       <w:pPr>
         <w:pStyle w:val="Heading2"/>
       </w:pPr>
       <w:r>
+        <w:rPr>
+          <w:lang w:val="en_US" w:bidi="en_US"/>
+        </w:rPr>
         <w:t>Obadiah 1:1</w:t>
       </w:r>
-      <w:r/>
-    </w:p>
-    <w:p>
-      <w:r/>
-      <w:r>
+      <w:r>
+        <w:rPr>
+          <w:lang w:val="en_US" w:bidi="en_US"/>
+        </w:rPr>
+      </w:r>
+    </w:p>
+    <w:p>
+      <w:pPr/>
+      <w:r>
+        <w:rPr>
+          <w:lang w:val="en_US" w:bidi="en_US"/>
+        </w:rPr>
+      </w:r>
+      <w:r>
+        <w:rPr>
+          <w:lang w:val="en_US" w:bidi="en_US"/>
+        </w:rPr>
         <w:t>The word vision introduces a prophetic book (</w:t>
       </w:r>
       <w:hyperlink r:id="rId13">
         <w:r>
+          <w:rPr>
+            <w:lang w:val="en_US" w:bidi="en_US"/>
+          </w:rPr>
           <w:rPr>
             <w:color w:val="0000EE"/>
             <w:u w:val="single"/>
@@ -148,10 +266,16 @@
         </w:r>
       </w:hyperlink>
       <w:r>
+        <w:rPr>
+          <w:lang w:val="en_US" w:bidi="en_US"/>
+        </w:rPr>
         <w:t xml:space="preserve">; </w:t>
       </w:r>
       <w:hyperlink r:id="rId14">
         <w:r>
+          <w:rPr>
+            <w:lang w:val="en_US" w:bidi="en_US"/>
+          </w:rPr>
           <w:rPr>
             <w:color w:val="0000EE"/>
             <w:u w:val="single"/>
@@ -160,10 +284,16 @@
         </w:r>
       </w:hyperlink>
       <w:r>
+        <w:rPr>
+          <w:lang w:val="en_US" w:bidi="en_US"/>
+        </w:rPr>
         <w:t>); it also defines what a prophet saw or sensed as a divine word (</w:t>
       </w:r>
       <w:hyperlink r:id="rId15">
         <w:r>
+          <w:rPr>
+            <w:lang w:val="en_US" w:bidi="en_US"/>
+          </w:rPr>
           <w:rPr>
             <w:color w:val="0000EE"/>
             <w:u w:val="single"/>
@@ -172,10 +302,16 @@
         </w:r>
       </w:hyperlink>
       <w:r>
+        <w:rPr>
+          <w:lang w:val="en_US" w:bidi="en_US"/>
+        </w:rPr>
         <w:t xml:space="preserve">; </w:t>
       </w:r>
       <w:hyperlink r:id="rId16">
         <w:r>
+          <w:rPr>
+            <w:lang w:val="en_US" w:bidi="en_US"/>
+          </w:rPr>
           <w:rPr>
             <w:color w:val="0000EE"/>
             <w:u w:val="single"/>
@@ -184,10 +320,16 @@
         </w:r>
       </w:hyperlink>
       <w:r>
+        <w:rPr>
+          <w:lang w:val="en_US" w:bidi="en_US"/>
+        </w:rPr>
         <w:t>). A vision that did not come from the Lord was false (</w:t>
       </w:r>
       <w:hyperlink r:id="rId17">
         <w:r>
+          <w:rPr>
+            <w:lang w:val="en_US" w:bidi="en_US"/>
+          </w:rPr>
           <w:rPr>
             <w:color w:val="0000EE"/>
             <w:u w:val="single"/>
@@ -196,10 +338,16 @@
         </w:r>
       </w:hyperlink>
       <w:r>
+        <w:rPr>
+          <w:lang w:val="en_US" w:bidi="en_US"/>
+        </w:rPr>
         <w:t xml:space="preserve">; </w:t>
       </w:r>
       <w:hyperlink r:id="rId18">
         <w:r>
+          <w:rPr>
+            <w:lang w:val="en_US" w:bidi="en_US"/>
+          </w:rPr>
           <w:rPr>
             <w:color w:val="0000EE"/>
             <w:u w:val="single"/>
@@ -208,10 +356,16 @@
         </w:r>
       </w:hyperlink>
       <w:r>
+        <w:rPr>
+          <w:lang w:val="en_US" w:bidi="en_US"/>
+        </w:rPr>
         <w:t>), the ultimate proof being its lack of fulfillment (</w:t>
       </w:r>
       <w:hyperlink r:id="rId19">
         <w:r>
+          <w:rPr>
+            <w:lang w:val="en_US" w:bidi="en_US"/>
+          </w:rPr>
           <w:rPr>
             <w:color w:val="0000EE"/>
             <w:u w:val="single"/>
@@ -220,10 +374,16 @@
         </w:r>
       </w:hyperlink>
       <w:r>
+        <w:rPr>
+          <w:lang w:val="en_US" w:bidi="en_US"/>
+        </w:rPr>
         <w:t>). By contrast, true visions of near or distant events do come to fruition (</w:t>
       </w:r>
       <w:hyperlink r:id="rId20">
         <w:r>
+          <w:rPr>
+            <w:lang w:val="en_US" w:bidi="en_US"/>
+          </w:rPr>
           <w:rPr>
             <w:color w:val="0000EE"/>
             <w:u w:val="single"/>
@@ -232,10 +392,16 @@
         </w:r>
       </w:hyperlink>
       <w:r>
+        <w:rPr>
+          <w:lang w:val="en_US" w:bidi="en_US"/>
+        </w:rPr>
         <w:t xml:space="preserve">; </w:t>
       </w:r>
       <w:hyperlink r:id="rId21">
         <w:r>
+          <w:rPr>
+            <w:lang w:val="en_US" w:bidi="en_US"/>
+          </w:rPr>
           <w:rPr>
             <w:color w:val="0000EE"/>
             <w:u w:val="single"/>
@@ -244,10 +410,16 @@
         </w:r>
       </w:hyperlink>
       <w:r>
+        <w:rPr>
+          <w:lang w:val="en_US" w:bidi="en_US"/>
+        </w:rPr>
         <w:t xml:space="preserve">). Prophetic visions came in various forms (dreams, extrasensory experiences; e.g., </w:t>
       </w:r>
       <w:hyperlink r:id="rId22">
         <w:r>
+          <w:rPr>
+            <w:lang w:val="en_US" w:bidi="en_US"/>
+          </w:rPr>
           <w:rPr>
             <w:color w:val="0000EE"/>
             <w:u w:val="single"/>
@@ -256,10 +428,16 @@
         </w:r>
       </w:hyperlink>
       <w:r>
+        <w:rPr>
+          <w:lang w:val="en_US" w:bidi="en_US"/>
+        </w:rPr>
         <w:t>). The absence of visions is a mark of divine abandonment (</w:t>
       </w:r>
       <w:hyperlink r:id="rId23">
         <w:r>
+          <w:rPr>
+            <w:lang w:val="en_US" w:bidi="en_US"/>
+          </w:rPr>
           <w:rPr>
             <w:color w:val="0000EE"/>
             <w:u w:val="single"/>
@@ -268,10 +446,16 @@
         </w:r>
       </w:hyperlink>
       <w:r>
+        <w:rPr>
+          <w:lang w:val="en_US" w:bidi="en_US"/>
+        </w:rPr>
         <w:t xml:space="preserve">; </w:t>
       </w:r>
       <w:hyperlink r:id="rId24">
         <w:r>
+          <w:rPr>
+            <w:lang w:val="en_US" w:bidi="en_US"/>
+          </w:rPr>
           <w:rPr>
             <w:color w:val="0000EE"/>
             <w:u w:val="single"/>
@@ -280,10 +464,16 @@
         </w:r>
       </w:hyperlink>
       <w:r>
+        <w:rPr>
+          <w:lang w:val="en_US" w:bidi="en_US"/>
+        </w:rPr>
         <w:t xml:space="preserve">; </w:t>
       </w:r>
       <w:hyperlink r:id="rId25">
         <w:r>
+          <w:rPr>
+            <w:lang w:val="en_US" w:bidi="en_US"/>
+          </w:rPr>
           <w:rPr>
             <w:color w:val="0000EE"/>
             <w:u w:val="single"/>
@@ -292,10 +482,16 @@
         </w:r>
       </w:hyperlink>
       <w:r>
+        <w:rPr>
+          <w:lang w:val="en_US" w:bidi="en_US"/>
+        </w:rPr>
         <w:t>). • Sovereign Lord is one of several names for the God of Israel. • Obadiah was a common Hebrew name that meant “servant of the Lord.” The prophet Obadiah is unknown apart from this book. • an ambassador was sent to the nations: In ancient warfare, allies would be contacted about joining a military coalition to punish an enemy or defend against attack. Here the Sovereign Lord calls the nations to redress Edom’s evil pride. • Let’s assemble: This is a willing coalition, though ironically, they will be punished later for their own evil deeds (</w:t>
       </w:r>
       <w:hyperlink r:id="rId26">
         <w:r>
+          <w:rPr>
+            <w:lang w:val="en_US" w:bidi="en_US"/>
+          </w:rPr>
           <w:rPr>
             <w:color w:val="0000EE"/>
             <w:u w:val="single"/>
@@ -304,30 +500,64 @@
         </w:r>
       </w:hyperlink>
       <w:r>
+        <w:rPr>
+          <w:lang w:val="en_US" w:bidi="en_US"/>
+        </w:rPr>
         <w:t>).</w:t>
       </w:r>
-      <w:r/>
-      <w:r/>
-    </w:p>
-    <w:p>
-      <w:r/>
+      <w:r>
+        <w:rPr>
+          <w:lang w:val="en_US" w:bidi="en_US"/>
+        </w:rPr>
+      </w:r>
+      <w:r>
+        <w:rPr>
+          <w:lang w:val="en_US" w:bidi="en_US"/>
+        </w:rPr>
+      </w:r>
+    </w:p>
+    <w:p>
+      <w:pPr/>
+      <w:r>
+        <w:rPr>
+          <w:lang w:val="en_US" w:bidi="en_US"/>
+        </w:rPr>
+      </w:r>
     </w:p>
     <w:p>
       <w:pPr>
         <w:pStyle w:val="Heading2"/>
       </w:pPr>
       <w:r>
+        <w:rPr>
+          <w:lang w:val="en_US" w:bidi="en_US"/>
+        </w:rPr>
         <w:t>Obadiah 1:2–4</w:t>
       </w:r>
-      <w:r/>
-    </w:p>
-    <w:p>
-      <w:r/>
-      <w:r>
+      <w:r>
+        <w:rPr>
+          <w:lang w:val="en_US" w:bidi="en_US"/>
+        </w:rPr>
+      </w:r>
+    </w:p>
+    <w:p>
+      <w:pPr/>
+      <w:r>
+        <w:rPr>
+          <w:lang w:val="en_US" w:bidi="en_US"/>
+        </w:rPr>
+      </w:r>
+      <w:r>
+        <w:rPr>
+          <w:lang w:val="en_US" w:bidi="en_US"/>
+        </w:rPr>
         <w:t>I will cut you down: Several messages of judgment rehearse Edom’s specific sins against Israel (</w:t>
       </w:r>
       <w:hyperlink r:id="rId27">
         <w:r>
+          <w:rPr>
+            <w:lang w:val="en_US" w:bidi="en_US"/>
+          </w:rPr>
           <w:rPr>
             <w:color w:val="0000EE"/>
             <w:u w:val="single"/>
@@ -336,10 +566,16 @@
         </w:r>
       </w:hyperlink>
       <w:r>
+        <w:rPr>
+          <w:lang w:val="en_US" w:bidi="en_US"/>
+        </w:rPr>
         <w:t xml:space="preserve">; </w:t>
       </w:r>
       <w:hyperlink r:id="rId28">
         <w:r>
+          <w:rPr>
+            <w:lang w:val="en_US" w:bidi="en_US"/>
+          </w:rPr>
           <w:rPr>
             <w:color w:val="0000EE"/>
             <w:u w:val="single"/>
@@ -348,10 +584,16 @@
         </w:r>
       </w:hyperlink>
       <w:r>
+        <w:rPr>
+          <w:lang w:val="en_US" w:bidi="en_US"/>
+        </w:rPr>
         <w:t xml:space="preserve">; </w:t>
       </w:r>
       <w:hyperlink r:id="rId29">
         <w:r>
+          <w:rPr>
+            <w:lang w:val="en_US" w:bidi="en_US"/>
+          </w:rPr>
           <w:rPr>
             <w:color w:val="0000EE"/>
             <w:u w:val="single"/>
@@ -360,10 +602,16 @@
         </w:r>
       </w:hyperlink>
       <w:r>
+        <w:rPr>
+          <w:lang w:val="en_US" w:bidi="en_US"/>
+        </w:rPr>
         <w:t xml:space="preserve">; </w:t>
       </w:r>
       <w:hyperlink r:id="rId30">
         <w:r>
+          <w:rPr>
+            <w:lang w:val="en_US" w:bidi="en_US"/>
+          </w:rPr>
           <w:rPr>
             <w:color w:val="0000EE"/>
             <w:u w:val="single"/>
@@ -372,10 +620,16 @@
         </w:r>
       </w:hyperlink>
       <w:r>
+        <w:rPr>
+          <w:lang w:val="en_US" w:bidi="en_US"/>
+        </w:rPr>
         <w:t>;). Edom frequently appears among the nations that opposed Israel and the Lord (</w:t>
       </w:r>
       <w:hyperlink r:id="rId31">
         <w:r>
+          <w:rPr>
+            <w:lang w:val="en_US" w:bidi="en_US"/>
+          </w:rPr>
           <w:rPr>
             <w:color w:val="0000EE"/>
             <w:u w:val="single"/>
@@ -384,10 +638,16 @@
         </w:r>
       </w:hyperlink>
       <w:r>
+        <w:rPr>
+          <w:lang w:val="en_US" w:bidi="en_US"/>
+        </w:rPr>
         <w:t xml:space="preserve">; </w:t>
       </w:r>
       <w:hyperlink r:id="rId32">
         <w:r>
+          <w:rPr>
+            <w:lang w:val="en_US" w:bidi="en_US"/>
+          </w:rPr>
           <w:rPr>
             <w:color w:val="0000EE"/>
             <w:u w:val="single"/>
@@ -396,10 +656,16 @@
         </w:r>
       </w:hyperlink>
       <w:r>
+        <w:rPr>
+          <w:lang w:val="en_US" w:bidi="en_US"/>
+        </w:rPr>
         <w:t xml:space="preserve">; </w:t>
       </w:r>
       <w:hyperlink r:id="rId33">
         <w:r>
+          <w:rPr>
+            <w:lang w:val="en_US" w:bidi="en_US"/>
+          </w:rPr>
           <w:rPr>
             <w:color w:val="0000EE"/>
             <w:u w:val="single"/>
@@ -408,10 +674,16 @@
         </w:r>
       </w:hyperlink>
       <w:r>
+        <w:rPr>
+          <w:lang w:val="en_US" w:bidi="en_US"/>
+        </w:rPr>
         <w:t>). • down to size among the nations . . . your own pride: Edom’s rocky topography mimicked Edom’s pride. The height of the mountain fortress that provided their security only emphasizes the height from which Edom would fall. Edomite princes were among the arrogant rulers of the nations (</w:t>
       </w:r>
       <w:hyperlink r:id="rId34">
         <w:r>
+          <w:rPr>
+            <w:lang w:val="en_US" w:bidi="en_US"/>
+          </w:rPr>
           <w:rPr>
             <w:color w:val="0000EE"/>
             <w:u w:val="single"/>
@@ -420,10 +692,16 @@
         </w:r>
       </w:hyperlink>
       <w:r>
+        <w:rPr>
+          <w:lang w:val="en_US" w:bidi="en_US"/>
+        </w:rPr>
         <w:t xml:space="preserve">; cp. </w:t>
       </w:r>
       <w:hyperlink r:id="rId35">
         <w:r>
+          <w:rPr>
+            <w:lang w:val="en_US" w:bidi="en_US"/>
+          </w:rPr>
           <w:rPr>
             <w:color w:val="0000EE"/>
             <w:u w:val="single"/>
@@ -432,10 +710,16 @@
         </w:r>
       </w:hyperlink>
       <w:r>
+        <w:rPr>
+          <w:lang w:val="en_US" w:bidi="en_US"/>
+        </w:rPr>
         <w:t xml:space="preserve">; </w:t>
       </w:r>
       <w:hyperlink r:id="rId36">
         <w:r>
+          <w:rPr>
+            <w:lang w:val="en_US" w:bidi="en_US"/>
+          </w:rPr>
           <w:rPr>
             <w:color w:val="0000EE"/>
             <w:u w:val="single"/>
@@ -444,30 +728,64 @@
         </w:r>
       </w:hyperlink>
       <w:r>
+        <w:rPr>
+          <w:lang w:val="en_US" w:bidi="en_US"/>
+        </w:rPr>
         <w:t>).</w:t>
       </w:r>
-      <w:r/>
-      <w:r/>
-    </w:p>
-    <w:p>
-      <w:r/>
+      <w:r>
+        <w:rPr>
+          <w:lang w:val="en_US" w:bidi="en_US"/>
+        </w:rPr>
+      </w:r>
+      <w:r>
+        <w:rPr>
+          <w:lang w:val="en_US" w:bidi="en_US"/>
+        </w:rPr>
+      </w:r>
+    </w:p>
+    <w:p>
+      <w:pPr/>
+      <w:r>
+        <w:rPr>
+          <w:lang w:val="en_US" w:bidi="en_US"/>
+        </w:rPr>
+      </w:r>
     </w:p>
     <w:p>
       <w:pPr>
         <w:pStyle w:val="Heading2"/>
       </w:pPr>
       <w:r>
+        <w:rPr>
+          <w:lang w:val="en_US" w:bidi="en_US"/>
+        </w:rPr>
         <w:t>Obadiah 1:5</w:t>
       </w:r>
-      <w:r/>
-    </w:p>
-    <w:p>
-      <w:r/>
-      <w:r>
+      <w:r>
+        <w:rPr>
+          <w:lang w:val="en_US" w:bidi="en_US"/>
+        </w:rPr>
+      </w:r>
+    </w:p>
+    <w:p>
+      <w:pPr/>
+      <w:r>
+        <w:rPr>
+          <w:lang w:val="en_US" w:bidi="en_US"/>
+        </w:rPr>
+      </w:r>
+      <w:r>
+        <w:rPr>
+          <w:lang w:val="en_US" w:bidi="en_US"/>
+        </w:rPr>
         <w:t>Edom’s destroyers would take everything, unlike thieves and harvesters. Thieves would leave anything that would hinder an immediate, successful escape; harvesters would always leave gleanings for the poor (</w:t>
       </w:r>
       <w:hyperlink r:id="rId37">
         <w:r>
+          <w:rPr>
+            <w:lang w:val="en_US" w:bidi="en_US"/>
+          </w:rPr>
           <w:rPr>
             <w:color w:val="0000EE"/>
             <w:u w:val="single"/>
@@ -476,10 +794,16 @@
         </w:r>
       </w:hyperlink>
       <w:r>
+        <w:rPr>
+          <w:lang w:val="en_US" w:bidi="en_US"/>
+        </w:rPr>
         <w:t xml:space="preserve">; cp. </w:t>
       </w:r>
       <w:hyperlink r:id="rId38">
         <w:r>
+          <w:rPr>
+            <w:lang w:val="en_US" w:bidi="en_US"/>
+          </w:rPr>
           <w:rPr>
             <w:color w:val="0000EE"/>
             <w:u w:val="single"/>
@@ -488,10 +812,16 @@
         </w:r>
       </w:hyperlink>
       <w:r>
+        <w:rPr>
+          <w:lang w:val="en_US" w:bidi="en_US"/>
+        </w:rPr>
         <w:t xml:space="preserve">; </w:t>
       </w:r>
       <w:hyperlink r:id="rId39">
         <w:r>
+          <w:rPr>
+            <w:lang w:val="en_US" w:bidi="en_US"/>
+          </w:rPr>
           <w:rPr>
             <w:color w:val="0000EE"/>
             <w:u w:val="single"/>
@@ -500,30 +830,64 @@
         </w:r>
       </w:hyperlink>
       <w:r>
+        <w:rPr>
+          <w:lang w:val="en_US" w:bidi="en_US"/>
+        </w:rPr>
         <w:t>).</w:t>
       </w:r>
-      <w:r/>
-      <w:r/>
-    </w:p>
-    <w:p>
-      <w:r/>
+      <w:r>
+        <w:rPr>
+          <w:lang w:val="en_US" w:bidi="en_US"/>
+        </w:rPr>
+      </w:r>
+      <w:r>
+        <w:rPr>
+          <w:lang w:val="en_US" w:bidi="en_US"/>
+        </w:rPr>
+      </w:r>
+    </w:p>
+    <w:p>
+      <w:pPr/>
+      <w:r>
+        <w:rPr>
+          <w:lang w:val="en_US" w:bidi="en_US"/>
+        </w:rPr>
+      </w:r>
     </w:p>
     <w:p>
       <w:pPr>
         <w:pStyle w:val="Heading2"/>
       </w:pPr>
       <w:r>
+        <w:rPr>
+          <w:lang w:val="en_US" w:bidi="en_US"/>
+        </w:rPr>
         <w:t>Obadiah 1:5–7</w:t>
       </w:r>
-      <w:r/>
-    </w:p>
-    <w:p>
-      <w:r/>
-      <w:r>
+      <w:r>
+        <w:rPr>
+          <w:lang w:val="en_US" w:bidi="en_US"/>
+        </w:rPr>
+      </w:r>
+    </w:p>
+    <w:p>
+      <w:pPr/>
+      <w:r>
+        <w:rPr>
+          <w:lang w:val="en_US" w:bidi="en_US"/>
+        </w:rPr>
+      </w:r>
+      <w:r>
+        <w:rPr>
+          <w:lang w:val="en_US" w:bidi="en_US"/>
+        </w:rPr>
         <w:t xml:space="preserve">The Babylonians completely destroyed Jerusalem. By sharing in the plunder, Edom deserved equal retribution (see </w:t>
       </w:r>
       <w:hyperlink r:id="rId40">
         <w:r>
+          <w:rPr>
+            <w:lang w:val="en_US" w:bidi="en_US"/>
+          </w:rPr>
           <w:rPr>
             <w:color w:val="0000EE"/>
             <w:u w:val="single"/>
@@ -532,30 +896,64 @@
         </w:r>
       </w:hyperlink>
       <w:r>
+        <w:rPr>
+          <w:lang w:val="en_US" w:bidi="en_US"/>
+        </w:rPr>
         <w:t>).</w:t>
       </w:r>
-      <w:r/>
-      <w:r/>
-    </w:p>
-    <w:p>
-      <w:r/>
+      <w:r>
+        <w:rPr>
+          <w:lang w:val="en_US" w:bidi="en_US"/>
+        </w:rPr>
+      </w:r>
+      <w:r>
+        <w:rPr>
+          <w:lang w:val="en_US" w:bidi="en_US"/>
+        </w:rPr>
+      </w:r>
+    </w:p>
+    <w:p>
+      <w:pPr/>
+      <w:r>
+        <w:rPr>
+          <w:lang w:val="en_US" w:bidi="en_US"/>
+        </w:rPr>
+      </w:r>
     </w:p>
     <w:p>
       <w:pPr>
         <w:pStyle w:val="Heading2"/>
       </w:pPr>
       <w:r>
+        <w:rPr>
+          <w:lang w:val="en_US" w:bidi="en_US"/>
+        </w:rPr>
         <w:t>Obadiah 1:6</w:t>
       </w:r>
-      <w:r/>
-    </w:p>
-    <w:p>
-      <w:r/>
-      <w:r>
+      <w:r>
+        <w:rPr>
+          <w:lang w:val="en_US" w:bidi="en_US"/>
+        </w:rPr>
+      </w:r>
+    </w:p>
+    <w:p>
+      <w:pPr/>
+      <w:r>
+        <w:rPr>
+          <w:lang w:val="en_US" w:bidi="en_US"/>
+        </w:rPr>
+      </w:r>
+      <w:r>
+        <w:rPr>
+          <w:lang w:val="en_US" w:bidi="en_US"/>
+        </w:rPr>
         <w:t>Edom: The Hebrew text uses the name of Esau, Jacob’s brother, indicating Edom’s violation of a fraternal relationship (</w:t>
       </w:r>
       <w:hyperlink r:id="rId27">
         <w:r>
+          <w:rPr>
+            <w:lang w:val="en_US" w:bidi="en_US"/>
+          </w:rPr>
           <w:rPr>
             <w:color w:val="0000EE"/>
             <w:u w:val="single"/>
@@ -564,104 +962,190 @@
         </w:r>
       </w:hyperlink>
       <w:r>
+        <w:rPr>
+          <w:lang w:val="en_US" w:bidi="en_US"/>
+        </w:rPr>
         <w:t>).</w:t>
       </w:r>
-      <w:r/>
-      <w:r/>
-    </w:p>
-    <w:p>
-      <w:r/>
+      <w:r>
+        <w:rPr>
+          <w:lang w:val="en_US" w:bidi="en_US"/>
+        </w:rPr>
+      </w:r>
+      <w:r>
+        <w:rPr>
+          <w:lang w:val="en_US" w:bidi="en_US"/>
+        </w:rPr>
+      </w:r>
+    </w:p>
+    <w:p>
+      <w:pPr/>
+      <w:r>
+        <w:rPr>
+          <w:lang w:val="en_US" w:bidi="en_US"/>
+        </w:rPr>
+      </w:r>
     </w:p>
     <w:p>
       <w:pPr>
         <w:pStyle w:val="Heading2"/>
       </w:pPr>
       <w:r>
+        <w:rPr>
+          <w:lang w:val="en_US" w:bidi="en_US"/>
+        </w:rPr>
         <w:t>Obadiah 1:7</w:t>
       </w:r>
-      <w:r/>
-    </w:p>
-    <w:p>
-      <w:r/>
-      <w:r>
+      <w:r>
+        <w:rPr>
+          <w:lang w:val="en_US" w:bidi="en_US"/>
+        </w:rPr>
+      </w:r>
+    </w:p>
+    <w:p>
+      <w:pPr/>
+      <w:r>
+        <w:rPr>
+          <w:lang w:val="en_US" w:bidi="en_US"/>
+        </w:rPr>
+      </w:r>
+      <w:r>
+        <w:rPr>
+          <w:lang w:val="en_US" w:bidi="en_US"/>
+        </w:rPr>
         <w:t xml:space="preserve">allies (literally </w:t>
       </w:r>
       <w:r>
         <w:rPr>
           <w:i/>
+          <w:lang w:val="en_US" w:bidi="en_US"/>
         </w:rPr>
         <w:t>men of the covenant</w:t>
       </w:r>
       <w:r>
+        <w:rPr>
+          <w:lang w:val="en_US" w:bidi="en_US"/>
+        </w:rPr>
         <w:t xml:space="preserve">): Edom should have been the ally of its brother Israel, but instead, Edom had made a covenant with Babylon. • promise you peace (literally </w:t>
       </w:r>
       <w:r>
         <w:rPr>
           <w:i/>
+          <w:lang w:val="en_US" w:bidi="en_US"/>
         </w:rPr>
         <w:t>men of peace</w:t>
       </w:r>
       <w:r>
+        <w:rPr>
+          <w:lang w:val="en_US" w:bidi="en_US"/>
+        </w:rPr>
         <w:t xml:space="preserve">, paralleling </w:t>
       </w:r>
       <w:r>
         <w:rPr>
           <w:i/>
+          <w:lang w:val="en_US" w:bidi="en_US"/>
         </w:rPr>
         <w:t>men of the covenant</w:t>
       </w:r>
       <w:r>
+        <w:rPr>
+          <w:lang w:val="en_US" w:bidi="en_US"/>
+        </w:rPr>
         <w:t>): It was poetic justice that Edom’s treachery with Israel was rewarded by Babylon’s treachery against Edom.</w:t>
       </w:r>
-      <w:r/>
-      <w:r/>
-    </w:p>
-    <w:p>
-      <w:r/>
+      <w:r>
+        <w:rPr>
+          <w:lang w:val="en_US" w:bidi="en_US"/>
+        </w:rPr>
+      </w:r>
+      <w:r>
+        <w:rPr>
+          <w:lang w:val="en_US" w:bidi="en_US"/>
+        </w:rPr>
+      </w:r>
+    </w:p>
+    <w:p>
+      <w:pPr/>
+      <w:r>
+        <w:rPr>
+          <w:lang w:val="en_US" w:bidi="en_US"/>
+        </w:rPr>
+      </w:r>
     </w:p>
     <w:p>
       <w:pPr>
         <w:pStyle w:val="Heading2"/>
       </w:pPr>
       <w:r>
+        <w:rPr>
+          <w:lang w:val="en_US" w:bidi="en_US"/>
+        </w:rPr>
         <w:t>Obadiah 1:8</w:t>
       </w:r>
-      <w:r/>
-    </w:p>
-    <w:p>
-      <w:r/>
-      <w:r>
+      <w:r>
+        <w:rPr>
+          <w:lang w:val="en_US" w:bidi="en_US"/>
+        </w:rPr>
+      </w:r>
+    </w:p>
+    <w:p>
+      <w:pPr/>
+      <w:r>
+        <w:rPr>
+          <w:lang w:val="en_US" w:bidi="en_US"/>
+        </w:rPr>
+      </w:r>
+      <w:r>
+        <w:rPr>
+          <w:lang w:val="en_US" w:bidi="en_US"/>
+        </w:rPr>
         <w:t xml:space="preserve">At that time (literally </w:t>
       </w:r>
       <w:r>
         <w:rPr>
           <w:i/>
+          <w:lang w:val="en_US" w:bidi="en_US"/>
         </w:rPr>
         <w:t>in that day</w:t>
       </w:r>
       <w:r>
+        <w:rPr>
+          <w:lang w:val="en_US" w:bidi="en_US"/>
+        </w:rPr>
         <w:t>): The Hebrew word yom</w:t>
       </w:r>
       <w:r>
         <w:rPr>
           <w:i/>
+          <w:lang w:val="en_US" w:bidi="en_US"/>
         </w:rPr>
         <w:t>,</w:t>
       </w:r>
       <w:r>
+        <w:rPr>
+          <w:lang w:val="en_US" w:bidi="en_US"/>
+        </w:rPr>
         <w:t xml:space="preserve"> “day</w:t>
       </w:r>
       <w:r>
         <w:rPr>
           <w:i/>
+          <w:lang w:val="en_US" w:bidi="en_US"/>
         </w:rPr>
         <w:t>,”</w:t>
       </w:r>
       <w:r>
+        <w:rPr>
+          <w:lang w:val="en_US" w:bidi="en_US"/>
+        </w:rPr>
         <w:t xml:space="preserve"> occurs twelve times in </w:t>
       </w:r>
       <w:hyperlink r:id="rId41">
         <w:r>
+          <w:rPr>
+            <w:lang w:val="en_US" w:bidi="en_US"/>
+          </w:rPr>
           <w:rPr>
             <w:color w:val="0000EE"/>
             <w:u w:val="single"/>
@@ -670,10 +1154,16 @@
         </w:r>
       </w:hyperlink>
       <w:r>
+        <w:rPr>
+          <w:lang w:val="en_US" w:bidi="en_US"/>
+        </w:rPr>
         <w:t xml:space="preserve">, often translated “when” or “at that time.” The time referred to in </w:t>
       </w:r>
       <w:hyperlink r:id="rId42">
         <w:r>
+          <w:rPr>
+            <w:lang w:val="en_US" w:bidi="en_US"/>
+          </w:rPr>
           <w:rPr>
             <w:color w:val="0000EE"/>
             <w:u w:val="single"/>
@@ -682,10 +1172,16 @@
         </w:r>
       </w:hyperlink>
       <w:r>
+        <w:rPr>
+          <w:lang w:val="en_US" w:bidi="en_US"/>
+        </w:rPr>
         <w:t xml:space="preserve"> is the beginning of the end, when God steps in to reverse the fortunes of his people. • wise person . . . everyone who has understanding: Edom took pride in its wisdom tradition (cp. </w:t>
       </w:r>
       <w:hyperlink r:id="rId43">
         <w:r>
+          <w:rPr>
+            <w:lang w:val="en_US" w:bidi="en_US"/>
+          </w:rPr>
           <w:rPr>
             <w:color w:val="0000EE"/>
             <w:u w:val="single"/>
@@ -694,30 +1190,64 @@
         </w:r>
       </w:hyperlink>
       <w:r>
+        <w:rPr>
+          <w:lang w:val="en_US" w:bidi="en_US"/>
+        </w:rPr>
         <w:t>). For example, the book of Job is set in Edomite territory.</w:t>
       </w:r>
-      <w:r/>
-      <w:r/>
-    </w:p>
-    <w:p>
-      <w:r/>
+      <w:r>
+        <w:rPr>
+          <w:lang w:val="en_US" w:bidi="en_US"/>
+        </w:rPr>
+      </w:r>
+      <w:r>
+        <w:rPr>
+          <w:lang w:val="en_US" w:bidi="en_US"/>
+        </w:rPr>
+      </w:r>
+    </w:p>
+    <w:p>
+      <w:pPr/>
+      <w:r>
+        <w:rPr>
+          <w:lang w:val="en_US" w:bidi="en_US"/>
+        </w:rPr>
+      </w:r>
     </w:p>
     <w:p>
       <w:pPr>
         <w:pStyle w:val="Heading2"/>
       </w:pPr>
       <w:r>
+        <w:rPr>
+          <w:lang w:val="en_US" w:bidi="en_US"/>
+        </w:rPr>
         <w:t>Obadiah 1:10–14</w:t>
       </w:r>
-      <w:r/>
-    </w:p>
-    <w:p>
-      <w:r/>
-      <w:r>
+      <w:r>
+        <w:rPr>
+          <w:lang w:val="en_US" w:bidi="en_US"/>
+        </w:rPr>
+      </w:r>
+    </w:p>
+    <w:p>
+      <w:pPr/>
+      <w:r>
+        <w:rPr>
+          <w:lang w:val="en_US" w:bidi="en_US"/>
+        </w:rPr>
+      </w:r>
+      <w:r>
+        <w:rPr>
+          <w:lang w:val="en_US" w:bidi="en_US"/>
+        </w:rPr>
         <w:t xml:space="preserve">Because of the violence you did . . . in Israel: The basis for Esau’s condemnation is stated in </w:t>
       </w:r>
       <w:hyperlink r:id="rId44">
         <w:r>
+          <w:rPr>
+            <w:lang w:val="en_US" w:bidi="en_US"/>
+          </w:rPr>
           <w:rPr>
             <w:color w:val="0000EE"/>
             <w:u w:val="single"/>
@@ -726,10 +1256,16 @@
         </w:r>
       </w:hyperlink>
       <w:r>
+        <w:rPr>
+          <w:lang w:val="en_US" w:bidi="en_US"/>
+        </w:rPr>
         <w:t xml:space="preserve"> (cp. </w:t>
       </w:r>
       <w:hyperlink r:id="rId31">
         <w:r>
+          <w:rPr>
+            <w:lang w:val="en_US" w:bidi="en_US"/>
+          </w:rPr>
           <w:rPr>
             <w:color w:val="0000EE"/>
             <w:u w:val="single"/>
@@ -738,10 +1274,16 @@
         </w:r>
       </w:hyperlink>
       <w:r>
+        <w:rPr>
+          <w:lang w:val="en_US" w:bidi="en_US"/>
+        </w:rPr>
         <w:t xml:space="preserve">; </w:t>
       </w:r>
       <w:hyperlink r:id="rId28">
         <w:r>
+          <w:rPr>
+            <w:lang w:val="en_US" w:bidi="en_US"/>
+          </w:rPr>
           <w:rPr>
             <w:color w:val="0000EE"/>
             <w:u w:val="single"/>
@@ -750,10 +1292,16 @@
         </w:r>
       </w:hyperlink>
       <w:r>
+        <w:rPr>
+          <w:lang w:val="en_US" w:bidi="en_US"/>
+        </w:rPr>
         <w:t xml:space="preserve">; </w:t>
       </w:r>
       <w:hyperlink r:id="rId45">
         <w:r>
+          <w:rPr>
+            <w:lang w:val="en_US" w:bidi="en_US"/>
+          </w:rPr>
           <w:rPr>
             <w:color w:val="0000EE"/>
             <w:u w:val="single"/>
@@ -762,10 +1310,16 @@
         </w:r>
       </w:hyperlink>
       <w:r>
+        <w:rPr>
+          <w:lang w:val="en_US" w:bidi="en_US"/>
+        </w:rPr>
         <w:t xml:space="preserve">; </w:t>
       </w:r>
       <w:hyperlink r:id="rId46">
         <w:r>
+          <w:rPr>
+            <w:lang w:val="en_US" w:bidi="en_US"/>
+          </w:rPr>
           <w:rPr>
             <w:color w:val="0000EE"/>
             <w:u w:val="single"/>
@@ -774,10 +1328,16 @@
         </w:r>
       </w:hyperlink>
       <w:r>
+        <w:rPr>
+          <w:lang w:val="en_US" w:bidi="en_US"/>
+        </w:rPr>
         <w:t xml:space="preserve">) and amplified in </w:t>
       </w:r>
       <w:hyperlink r:id="rId47">
         <w:r>
+          <w:rPr>
+            <w:lang w:val="en_US" w:bidi="en_US"/>
+          </w:rPr>
           <w:rPr>
             <w:color w:val="0000EE"/>
             <w:u w:val="single"/>
@@ -786,30 +1346,64 @@
         </w:r>
       </w:hyperlink>
       <w:r>
+        <w:rPr>
+          <w:lang w:val="en_US" w:bidi="en_US"/>
+        </w:rPr>
         <w:t>, where Edom’s treachery is described. In legal terms, the evidence of these verses supports the charge of covenant breaking.</w:t>
       </w:r>
-      <w:r/>
-      <w:r/>
-    </w:p>
-    <w:p>
-      <w:r/>
+      <w:r>
+        <w:rPr>
+          <w:lang w:val="en_US" w:bidi="en_US"/>
+        </w:rPr>
+      </w:r>
+      <w:r>
+        <w:rPr>
+          <w:lang w:val="en_US" w:bidi="en_US"/>
+        </w:rPr>
+      </w:r>
+    </w:p>
+    <w:p>
+      <w:pPr/>
+      <w:r>
+        <w:rPr>
+          <w:lang w:val="en_US" w:bidi="en_US"/>
+        </w:rPr>
+      </w:r>
     </w:p>
     <w:p>
       <w:pPr>
         <w:pStyle w:val="Heading2"/>
       </w:pPr>
       <w:r>
+        <w:rPr>
+          <w:lang w:val="en_US" w:bidi="en_US"/>
+        </w:rPr>
         <w:t>Obadiah 1:11</w:t>
       </w:r>
-      <w:r/>
-    </w:p>
-    <w:p>
-      <w:r/>
-      <w:r>
+      <w:r>
+        <w:rPr>
+          <w:lang w:val="en_US" w:bidi="en_US"/>
+        </w:rPr>
+      </w:r>
+    </w:p>
+    <w:p>
+      <w:pPr/>
+      <w:r>
+        <w:rPr>
+          <w:lang w:val="en_US" w:bidi="en_US"/>
+        </w:rPr>
+      </w:r>
+      <w:r>
+        <w:rPr>
+          <w:lang w:val="en_US" w:bidi="en_US"/>
+        </w:rPr>
         <w:t xml:space="preserve">Outside of this book, nothing specific is known of Edom’s role during the various Babylonian invasions of Judah (in 605, 597, and 586 BC). Responsibility toward one’s neighbor is a specific requirement of God’s law (e.g., </w:t>
       </w:r>
       <w:hyperlink r:id="rId48">
         <w:r>
+          <w:rPr>
+            <w:lang w:val="en_US" w:bidi="en_US"/>
+          </w:rPr>
           <w:rPr>
             <w:color w:val="0000EE"/>
             <w:u w:val="single"/>
@@ -818,10 +1412,16 @@
         </w:r>
       </w:hyperlink>
       <w:r>
+        <w:rPr>
+          <w:lang w:val="en_US" w:bidi="en_US"/>
+        </w:rPr>
         <w:t xml:space="preserve">; cp. </w:t>
       </w:r>
       <w:hyperlink r:id="rId49">
         <w:r>
+          <w:rPr>
+            <w:lang w:val="en_US" w:bidi="en_US"/>
+          </w:rPr>
           <w:rPr>
             <w:color w:val="0000EE"/>
             <w:u w:val="single"/>
@@ -830,10 +1430,16 @@
         </w:r>
       </w:hyperlink>
       <w:r>
+        <w:rPr>
+          <w:lang w:val="en_US" w:bidi="en_US"/>
+        </w:rPr>
         <w:t>), especially when there is either a specific “treaty of brotherhood” (</w:t>
       </w:r>
       <w:hyperlink r:id="rId50">
         <w:r>
+          <w:rPr>
+            <w:lang w:val="en_US" w:bidi="en_US"/>
+          </w:rPr>
           <w:rPr>
             <w:color w:val="0000EE"/>
             <w:u w:val="single"/>
@@ -842,45 +1448,89 @@
         </w:r>
       </w:hyperlink>
       <w:r>
+        <w:rPr>
+          <w:lang w:val="en_US" w:bidi="en_US"/>
+        </w:rPr>
         <w:t xml:space="preserve">) or a historical relationship that is regarded as fraternal (see </w:t>
       </w:r>
       <w:r>
+        <w:rPr>
+          <w:lang w:val="en_US" w:bidi="en_US"/>
+        </w:rPr>
         <w:t>study note on Obad 1:6</w:t>
       </w:r>
       <w:r>
+        <w:rPr>
+          <w:lang w:val="en_US" w:bidi="en_US"/>
+        </w:rPr>
         <w:t>).</w:t>
       </w:r>
-      <w:r/>
-      <w:r/>
-    </w:p>
-    <w:p>
-      <w:r/>
+      <w:r>
+        <w:rPr>
+          <w:lang w:val="en_US" w:bidi="en_US"/>
+        </w:rPr>
+      </w:r>
+      <w:r>
+        <w:rPr>
+          <w:lang w:val="en_US" w:bidi="en_US"/>
+        </w:rPr>
+      </w:r>
+    </w:p>
+    <w:p>
+      <w:pPr/>
+      <w:r>
+        <w:rPr>
+          <w:lang w:val="en_US" w:bidi="en_US"/>
+        </w:rPr>
+      </w:r>
     </w:p>
     <w:p>
       <w:pPr>
         <w:pStyle w:val="Heading2"/>
       </w:pPr>
       <w:r>
+        <w:rPr>
+          <w:lang w:val="en_US" w:bidi="en_US"/>
+        </w:rPr>
         <w:t>Obadiah 1:12</w:t>
       </w:r>
-      <w:r/>
-    </w:p>
-    <w:p>
-      <w:r/>
-      <w:r>
+      <w:r>
+        <w:rPr>
+          <w:lang w:val="en_US" w:bidi="en_US"/>
+        </w:rPr>
+      </w:r>
+    </w:p>
+    <w:p>
+      <w:pPr/>
+      <w:r>
+        <w:rPr>
+          <w:lang w:val="en_US" w:bidi="en_US"/>
+        </w:rPr>
+      </w:r>
+      <w:r>
+        <w:rPr>
+          <w:lang w:val="en_US" w:bidi="en_US"/>
+        </w:rPr>
         <w:t xml:space="preserve">The tribes of Israel were Edom’s relatives (literally </w:t>
       </w:r>
       <w:r>
         <w:rPr>
           <w:i/>
+          <w:lang w:val="en_US" w:bidi="en_US"/>
         </w:rPr>
         <w:t>brother;</w:t>
       </w:r>
       <w:r>
+        <w:rPr>
+          <w:lang w:val="en_US" w:bidi="en_US"/>
+        </w:rPr>
         <w:t xml:space="preserve"> cp. </w:t>
       </w:r>
       <w:hyperlink r:id="rId51">
         <w:r>
+          <w:rPr>
+            <w:lang w:val="en_US" w:bidi="en_US"/>
+          </w:rPr>
           <w:rPr>
             <w:color w:val="0000EE"/>
             <w:u w:val="single"/>
@@ -889,30 +1539,64 @@
         </w:r>
       </w:hyperlink>
       <w:r>
+        <w:rPr>
+          <w:lang w:val="en_US" w:bidi="en_US"/>
+        </w:rPr>
         <w:t>). • Edom and other local nations had apparently deceived themselves into thinking that rapprochement with Nebuchadnezzar in 586 BC would bring them respite. Their time of judgment would come.</w:t>
       </w:r>
-      <w:r/>
-      <w:r/>
-    </w:p>
-    <w:p>
-      <w:r/>
+      <w:r>
+        <w:rPr>
+          <w:lang w:val="en_US" w:bidi="en_US"/>
+        </w:rPr>
+      </w:r>
+      <w:r>
+        <w:rPr>
+          <w:lang w:val="en_US" w:bidi="en_US"/>
+        </w:rPr>
+      </w:r>
+    </w:p>
+    <w:p>
+      <w:pPr/>
+      <w:r>
+        <w:rPr>
+          <w:lang w:val="en_US" w:bidi="en_US"/>
+        </w:rPr>
+      </w:r>
     </w:p>
     <w:p>
       <w:pPr>
         <w:pStyle w:val="Heading2"/>
       </w:pPr>
       <w:r>
+        <w:rPr>
+          <w:lang w:val="en_US" w:bidi="en_US"/>
+        </w:rPr>
         <w:t>Obadiah 1:12–14</w:t>
       </w:r>
-      <w:r/>
-    </w:p>
-    <w:p>
-      <w:r/>
-      <w:r>
+      <w:r>
+        <w:rPr>
+          <w:lang w:val="en_US" w:bidi="en_US"/>
+        </w:rPr>
+      </w:r>
+    </w:p>
+    <w:p>
+      <w:pPr/>
+      <w:r>
+        <w:rPr>
+          <w:lang w:val="en_US" w:bidi="en_US"/>
+        </w:rPr>
+      </w:r>
+      <w:r>
+        <w:rPr>
+          <w:lang w:val="en_US" w:bidi="en_US"/>
+        </w:rPr>
         <w:t xml:space="preserve">All societies are held accountable for sins such as those of Edom (see, e.g., the oracles against Israel’s neighbors in </w:t>
       </w:r>
       <w:hyperlink r:id="rId52">
         <w:r>
+          <w:rPr>
+            <w:lang w:val="en_US" w:bidi="en_US"/>
+          </w:rPr>
           <w:rPr>
             <w:color w:val="0000EE"/>
             <w:u w:val="single"/>
@@ -921,10 +1605,16 @@
         </w:r>
       </w:hyperlink>
       <w:r>
+        <w:rPr>
+          <w:lang w:val="en_US" w:bidi="en_US"/>
+        </w:rPr>
         <w:t>). Among the sins that the Edomites committed against Judah were sharing with the Babylonians in plundering the land (</w:t>
       </w:r>
       <w:hyperlink r:id="rId53">
         <w:r>
+          <w:rPr>
+            <w:lang w:val="en_US" w:bidi="en_US"/>
+          </w:rPr>
           <w:rPr>
             <w:color w:val="0000EE"/>
             <w:u w:val="single"/>
@@ -933,10 +1623,16 @@
         </w:r>
       </w:hyperlink>
       <w:r>
+        <w:rPr>
+          <w:lang w:val="en_US" w:bidi="en_US"/>
+        </w:rPr>
         <w:t>) and either killing or repatriating Judah’s fugitives (</w:t>
       </w:r>
       <w:hyperlink r:id="rId54">
         <w:r>
+          <w:rPr>
+            <w:lang w:val="en_US" w:bidi="en_US"/>
+          </w:rPr>
           <w:rPr>
             <w:color w:val="0000EE"/>
             <w:u w:val="single"/>
@@ -945,48 +1641,90 @@
         </w:r>
       </w:hyperlink>
       <w:r>
+        <w:rPr>
+          <w:lang w:val="en_US" w:bidi="en_US"/>
+        </w:rPr>
         <w:t>).</w:t>
       </w:r>
-      <w:r/>
-      <w:r/>
-    </w:p>
-    <w:p>
-      <w:r/>
+      <w:r>
+        <w:rPr>
+          <w:lang w:val="en_US" w:bidi="en_US"/>
+        </w:rPr>
+      </w:r>
+      <w:r>
+        <w:rPr>
+          <w:lang w:val="en_US" w:bidi="en_US"/>
+        </w:rPr>
+      </w:r>
+    </w:p>
+    <w:p>
+      <w:pPr/>
+      <w:r>
+        <w:rPr>
+          <w:lang w:val="en_US" w:bidi="en_US"/>
+        </w:rPr>
+      </w:r>
     </w:p>
     <w:p>
       <w:pPr>
         <w:pStyle w:val="Heading2"/>
       </w:pPr>
       <w:r>
+        <w:rPr>
+          <w:lang w:val="en_US" w:bidi="en_US"/>
+        </w:rPr>
         <w:t>Obadiah 1:15</w:t>
       </w:r>
-      <w:r/>
-    </w:p>
-    <w:p>
-      <w:r/>
-      <w:r>
+      <w:r>
+        <w:rPr>
+          <w:lang w:val="en_US" w:bidi="en_US"/>
+        </w:rPr>
+      </w:r>
+    </w:p>
+    <w:p>
+      <w:pPr/>
+      <w:r>
+        <w:rPr>
+          <w:lang w:val="en_US" w:bidi="en_US"/>
+        </w:rPr>
+      </w:r>
+      <w:r>
+        <w:rPr>
+          <w:lang w:val="en_US" w:bidi="en_US"/>
+        </w:rPr>
         <w:t xml:space="preserve">The day is near when I, the Lord, will judge (literally </w:t>
       </w:r>
       <w:r>
         <w:rPr>
           <w:i/>
+          <w:lang w:val="en_US" w:bidi="en_US"/>
         </w:rPr>
         <w:t>the day of the</w:t>
       </w:r>
       <w:r>
+        <w:rPr>
+          <w:lang w:val="en_US" w:bidi="en_US"/>
+        </w:rPr>
         <w:t xml:space="preserve"> Lord</w:t>
       </w:r>
       <w:r>
         <w:rPr>
           <w:i/>
+          <w:lang w:val="en_US" w:bidi="en_US"/>
         </w:rPr>
         <w:t xml:space="preserve"> is near</w:t>
       </w:r>
       <w:r>
+        <w:rPr>
+          <w:lang w:val="en_US" w:bidi="en_US"/>
+        </w:rPr>
         <w:t xml:space="preserve">): Although the day of the Lord was sometimes a temporal event (e.g., the forthcoming destruction of Edom; Joel’s locust plague, </w:t>
       </w:r>
       <w:hyperlink r:id="rId55">
         <w:r>
+          <w:rPr>
+            <w:lang w:val="en_US" w:bidi="en_US"/>
+          </w:rPr>
           <w:rPr>
             <w:color w:val="0000EE"/>
             <w:u w:val="single"/>
@@ -995,39 +1733,77 @@
         </w:r>
       </w:hyperlink>
       <w:r>
+        <w:rPr>
+          <w:lang w:val="en_US" w:bidi="en_US"/>
+        </w:rPr>
         <w:t>), in its final form that day encompasses God’s final retribution on all godless nations. • As you have done: For those who experience judgment, their evil deeds shape their punishment.</w:t>
       </w:r>
-      <w:r/>
-      <w:r/>
-    </w:p>
-    <w:p>
-      <w:r/>
+      <w:r>
+        <w:rPr>
+          <w:lang w:val="en_US" w:bidi="en_US"/>
+        </w:rPr>
+      </w:r>
+      <w:r>
+        <w:rPr>
+          <w:lang w:val="en_US" w:bidi="en_US"/>
+        </w:rPr>
+      </w:r>
+    </w:p>
+    <w:p>
+      <w:pPr/>
+      <w:r>
+        <w:rPr>
+          <w:lang w:val="en_US" w:bidi="en_US"/>
+        </w:rPr>
+      </w:r>
     </w:p>
     <w:p>
       <w:pPr>
         <w:pStyle w:val="Heading2"/>
       </w:pPr>
       <w:r>
+        <w:rPr>
+          <w:lang w:val="en_US" w:bidi="en_US"/>
+        </w:rPr>
         <w:t>Obadiah 1:15–18</w:t>
       </w:r>
-      <w:r/>
-    </w:p>
-    <w:p>
-      <w:r/>
-      <w:r>
+      <w:r>
+        <w:rPr>
+          <w:lang w:val="en_US" w:bidi="en_US"/>
+        </w:rPr>
+      </w:r>
+    </w:p>
+    <w:p>
+      <w:pPr/>
+      <w:r>
+        <w:rPr>
+          <w:lang w:val="en_US" w:bidi="en_US"/>
+        </w:rPr>
+      </w:r>
+      <w:r>
+        <w:rPr>
+          <w:lang w:val="en_US" w:bidi="en_US"/>
+        </w:rPr>
         <w:t>The law of retribution (</w:t>
       </w:r>
       <w:r>
         <w:rPr>
           <w:i/>
+          <w:lang w:val="en_US" w:bidi="en_US"/>
         </w:rPr>
         <w:t>lex talionis</w:t>
       </w:r>
       <w:r>
+        <w:rPr>
+          <w:lang w:val="en_US" w:bidi="en_US"/>
+        </w:rPr>
         <w:t xml:space="preserve">) is that we harvest what we plant. Edom’s treachery, compounded by her pride, would be more than returned when the cup of vengeance came around to her lips. Justice would bring deliverance for Israel and punishment for Edom (see also </w:t>
       </w:r>
       <w:hyperlink r:id="rId28">
         <w:r>
+          <w:rPr>
+            <w:lang w:val="en_US" w:bidi="en_US"/>
+          </w:rPr>
           <w:rPr>
             <w:color w:val="0000EE"/>
             <w:u w:val="single"/>
@@ -1036,10 +1812,16 @@
         </w:r>
       </w:hyperlink>
       <w:r>
+        <w:rPr>
+          <w:lang w:val="en_US" w:bidi="en_US"/>
+        </w:rPr>
         <w:t xml:space="preserve">; </w:t>
       </w:r>
       <w:hyperlink r:id="rId34">
         <w:r>
+          <w:rPr>
+            <w:lang w:val="en_US" w:bidi="en_US"/>
+          </w:rPr>
           <w:rPr>
             <w:color w:val="0000EE"/>
             <w:u w:val="single"/>
@@ -1048,10 +1830,16 @@
         </w:r>
       </w:hyperlink>
       <w:r>
+        <w:rPr>
+          <w:lang w:val="en_US" w:bidi="en_US"/>
+        </w:rPr>
         <w:t xml:space="preserve">; </w:t>
       </w:r>
       <w:hyperlink r:id="rId56">
         <w:r>
+          <w:rPr>
+            <w:lang w:val="en_US" w:bidi="en_US"/>
+          </w:rPr>
           <w:rPr>
             <w:color w:val="0000EE"/>
             <w:u w:val="single"/>
@@ -1060,30 +1848,64 @@
         </w:r>
       </w:hyperlink>
       <w:r>
+        <w:rPr>
+          <w:lang w:val="en_US" w:bidi="en_US"/>
+        </w:rPr>
         <w:t>).</w:t>
       </w:r>
-      <w:r/>
-      <w:r/>
-    </w:p>
-    <w:p>
-      <w:r/>
+      <w:r>
+        <w:rPr>
+          <w:lang w:val="en_US" w:bidi="en_US"/>
+        </w:rPr>
+      </w:r>
+      <w:r>
+        <w:rPr>
+          <w:lang w:val="en_US" w:bidi="en_US"/>
+        </w:rPr>
+      </w:r>
+    </w:p>
+    <w:p>
+      <w:pPr/>
+      <w:r>
+        <w:rPr>
+          <w:lang w:val="en_US" w:bidi="en_US"/>
+        </w:rPr>
+      </w:r>
     </w:p>
     <w:p>
       <w:pPr>
         <w:pStyle w:val="Heading2"/>
       </w:pPr>
       <w:r>
+        <w:rPr>
+          <w:lang w:val="en_US" w:bidi="en_US"/>
+        </w:rPr>
         <w:t>Obadiah 1:17</w:t>
       </w:r>
-      <w:r/>
-    </w:p>
-    <w:p>
-      <w:r/>
-      <w:r>
+      <w:r>
+        <w:rPr>
+          <w:lang w:val="en_US" w:bidi="en_US"/>
+        </w:rPr>
+      </w:r>
+    </w:p>
+    <w:p>
+      <w:pPr/>
+      <w:r>
+        <w:rPr>
+          <w:lang w:val="en_US" w:bidi="en_US"/>
+        </w:rPr>
+      </w:r>
+      <w:r>
+        <w:rPr>
+          <w:lang w:val="en_US" w:bidi="en_US"/>
+        </w:rPr>
         <w:t xml:space="preserve">Jerusalem would become a refuge for those who escape. A remnant of Judah remained in Jerusalem (see </w:t>
       </w:r>
       <w:hyperlink r:id="rId57">
         <w:r>
+          <w:rPr>
+            <w:lang w:val="en_US" w:bidi="en_US"/>
+          </w:rPr>
           <w:rPr>
             <w:color w:val="0000EE"/>
             <w:u w:val="single"/>
@@ -1092,10 +1914,16 @@
         </w:r>
       </w:hyperlink>
       <w:r>
+        <w:rPr>
+          <w:lang w:val="en_US" w:bidi="en_US"/>
+        </w:rPr>
         <w:t>). The Lord’s mountain of refuge sharply contrasts with Edom’s failed cliff fortresses. • their inheritance: The land God gave to Abraham (</w:t>
       </w:r>
       <w:hyperlink r:id="rId58">
         <w:r>
+          <w:rPr>
+            <w:lang w:val="en_US" w:bidi="en_US"/>
+          </w:rPr>
           <w:rPr>
             <w:color w:val="0000EE"/>
             <w:u w:val="single"/>
@@ -1104,10 +1932,16 @@
         </w:r>
       </w:hyperlink>
       <w:r>
+        <w:rPr>
+          <w:lang w:val="en_US" w:bidi="en_US"/>
+        </w:rPr>
         <w:t>) would be returned to his descendants in perpetuity. • the people of Israel: This promise of a return for the people of Judah but not for the Edomites was picked up by the prophet Malachi (</w:t>
       </w:r>
       <w:hyperlink r:id="rId59">
         <w:r>
+          <w:rPr>
+            <w:lang w:val="en_US" w:bidi="en_US"/>
+          </w:rPr>
           <w:rPr>
             <w:color w:val="0000EE"/>
             <w:u w:val="single"/>
@@ -1116,104 +1950,190 @@
         </w:r>
       </w:hyperlink>
       <w:r>
+        <w:rPr>
+          <w:lang w:val="en_US" w:bidi="en_US"/>
+        </w:rPr>
         <w:t>).</w:t>
       </w:r>
-      <w:r/>
-      <w:r/>
-    </w:p>
-    <w:p>
-      <w:r/>
+      <w:r>
+        <w:rPr>
+          <w:lang w:val="en_US" w:bidi="en_US"/>
+        </w:rPr>
+      </w:r>
+      <w:r>
+        <w:rPr>
+          <w:lang w:val="en_US" w:bidi="en_US"/>
+        </w:rPr>
+      </w:r>
+    </w:p>
+    <w:p>
+      <w:pPr/>
+      <w:r>
+        <w:rPr>
+          <w:lang w:val="en_US" w:bidi="en_US"/>
+        </w:rPr>
+      </w:r>
     </w:p>
     <w:p>
       <w:pPr>
         <w:pStyle w:val="Heading2"/>
       </w:pPr>
       <w:r>
+        <w:rPr>
+          <w:lang w:val="en_US" w:bidi="en_US"/>
+        </w:rPr>
         <w:t>Obadiah 1:18</w:t>
       </w:r>
-      <w:r/>
-    </w:p>
-    <w:p>
-      <w:r/>
-      <w:r>
+      <w:r>
+        <w:rPr>
+          <w:lang w:val="en_US" w:bidi="en_US"/>
+        </w:rPr>
+      </w:r>
+    </w:p>
+    <w:p>
+      <w:pPr/>
+      <w:r>
+        <w:rPr>
+          <w:lang w:val="en_US" w:bidi="en_US"/>
+        </w:rPr>
+      </w:r>
+      <w:r>
+        <w:rPr>
+          <w:lang w:val="en_US" w:bidi="en_US"/>
+        </w:rPr>
         <w:t>The principle of retribution is expressed in the vivid image of a raging fire burning Edom to extinction. Edomite cities were burned by Babylonian king Nabonidus in 553 BC.</w:t>
       </w:r>
-      <w:r/>
-      <w:r/>
-    </w:p>
-    <w:p>
-      <w:r/>
+      <w:r>
+        <w:rPr>
+          <w:lang w:val="en_US" w:bidi="en_US"/>
+        </w:rPr>
+      </w:r>
+      <w:r>
+        <w:rPr>
+          <w:lang w:val="en_US" w:bidi="en_US"/>
+        </w:rPr>
+      </w:r>
+    </w:p>
+    <w:p>
+      <w:pPr/>
+      <w:r>
+        <w:rPr>
+          <w:lang w:val="en_US" w:bidi="en_US"/>
+        </w:rPr>
+      </w:r>
     </w:p>
     <w:p>
       <w:pPr>
         <w:pStyle w:val="Heading2"/>
       </w:pPr>
       <w:r>
+        <w:rPr>
+          <w:lang w:val="en_US" w:bidi="en_US"/>
+        </w:rPr>
         <w:t>Obadiah 1:19–20</w:t>
       </w:r>
-      <w:r/>
-    </w:p>
-    <w:p>
-      <w:r/>
-      <w:r>
+      <w:r>
+        <w:rPr>
+          <w:lang w:val="en_US" w:bidi="en_US"/>
+        </w:rPr>
+      </w:r>
+    </w:p>
+    <w:p>
+      <w:pPr/>
+      <w:r>
+        <w:rPr>
+          <w:lang w:val="en_US" w:bidi="en_US"/>
+        </w:rPr>
+      </w:r>
+      <w:r>
+        <w:rPr>
+          <w:lang w:val="en_US" w:bidi="en_US"/>
+        </w:rPr>
         <w:t>God’s people living in the Negev</w:t>
       </w:r>
       <w:r>
         <w:rPr>
           <w:i/>
+          <w:lang w:val="en_US" w:bidi="en_US"/>
         </w:rPr>
         <w:t>,</w:t>
       </w:r>
       <w:r>
+        <w:rPr>
+          <w:lang w:val="en_US" w:bidi="en_US"/>
+        </w:rPr>
         <w:t xml:space="preserve"> the foothills of Judah</w:t>
       </w:r>
       <w:r>
         <w:rPr>
           <w:i/>
+          <w:lang w:val="en_US" w:bidi="en_US"/>
         </w:rPr>
         <w:t>,</w:t>
       </w:r>
       <w:r>
+        <w:rPr>
+          <w:lang w:val="en_US" w:bidi="en_US"/>
+        </w:rPr>
         <w:t xml:space="preserve"> and Benjamin (three regions of Judah) would possess territories of their neighbors (Edom</w:t>
       </w:r>
       <w:r>
         <w:rPr>
           <w:i/>
+          <w:lang w:val="en_US" w:bidi="en_US"/>
         </w:rPr>
         <w:t>,</w:t>
       </w:r>
       <w:r>
+        <w:rPr>
+          <w:lang w:val="en_US" w:bidi="en_US"/>
+        </w:rPr>
         <w:t xml:space="preserve"> the Philistine plains</w:t>
       </w:r>
       <w:r>
         <w:rPr>
           <w:i/>
+          <w:lang w:val="en_US" w:bidi="en_US"/>
         </w:rPr>
         <w:t>,</w:t>
       </w:r>
       <w:r>
+        <w:rPr>
+          <w:lang w:val="en_US" w:bidi="en_US"/>
+        </w:rPr>
         <w:t xml:space="preserve"> Gilead). Restored Israel would recover Ephraim and Samaria (territory lost in 722–721 BC to Assyria) and expand its borders to those lands promised in the conquest (the Philistine plains</w:t>
       </w:r>
       <w:r>
         <w:rPr>
           <w:i/>
+          <w:lang w:val="en_US" w:bidi="en_US"/>
         </w:rPr>
         <w:t>,</w:t>
       </w:r>
       <w:r>
+        <w:rPr>
+          <w:lang w:val="en_US" w:bidi="en_US"/>
+        </w:rPr>
         <w:t xml:space="preserve"> the land of Gilead</w:t>
       </w:r>
       <w:r>
         <w:rPr>
           <w:i/>
+          <w:lang w:val="en_US" w:bidi="en_US"/>
         </w:rPr>
         <w:t>,</w:t>
       </w:r>
       <w:r>
+        <w:rPr>
+          <w:lang w:val="en_US" w:bidi="en_US"/>
+        </w:rPr>
         <w:t xml:space="preserve"> the Phoenician coast). See also </w:t>
       </w:r>
       <w:hyperlink r:id="rId60">
         <w:r>
+          <w:rPr>
+            <w:lang w:val="en_US" w:bidi="en_US"/>
+          </w:rPr>
           <w:rPr>
             <w:color w:val="0000EE"/>
             <w:u w:val="single"/>
@@ -1222,88 +2142,191 @@
         </w:r>
       </w:hyperlink>
       <w:r>
+        <w:rPr>
+          <w:lang w:val="en_US" w:bidi="en_US"/>
+        </w:rPr>
         <w:t>.</w:t>
       </w:r>
-      <w:r/>
-      <w:r/>
-    </w:p>
-    <w:p>
-      <w:r/>
+      <w:r>
+        <w:rPr>
+          <w:lang w:val="en_US" w:bidi="en_US"/>
+        </w:rPr>
+      </w:r>
+      <w:r>
+        <w:rPr>
+          <w:lang w:val="en_US" w:bidi="en_US"/>
+        </w:rPr>
+      </w:r>
+    </w:p>
+    <w:p>
+      <w:pPr/>
+      <w:r>
+        <w:rPr>
+          <w:lang w:val="en_US" w:bidi="en_US"/>
+        </w:rPr>
+      </w:r>
     </w:p>
     <w:p>
       <w:pPr>
         <w:pStyle w:val="Heading2"/>
       </w:pPr>
       <w:r>
+        <w:rPr>
+          <w:lang w:val="en_US" w:bidi="en_US"/>
+        </w:rPr>
         <w:t>Obadiah 1:19–21</w:t>
       </w:r>
-      <w:r/>
-    </w:p>
-    <w:p>
-      <w:r/>
-      <w:r>
+      <w:r>
+        <w:rPr>
+          <w:lang w:val="en_US" w:bidi="en_US"/>
+        </w:rPr>
+      </w:r>
+    </w:p>
+    <w:p>
+      <w:pPr/>
+      <w:r>
+        <w:rPr>
+          <w:lang w:val="en_US" w:bidi="en_US"/>
+        </w:rPr>
+      </w:r>
+      <w:r>
+        <w:rPr>
+          <w:lang w:val="en_US" w:bidi="en_US"/>
+        </w:rPr>
         <w:t>History yields to the day when the entire world will belong to the Lord as his kingdom. This message encourages God’s people and warns the nations that forget God.</w:t>
       </w:r>
-      <w:r/>
-      <w:r/>
-    </w:p>
-    <w:p>
-      <w:r/>
+      <w:r>
+        <w:rPr>
+          <w:lang w:val="en_US" w:bidi="en_US"/>
+        </w:rPr>
+      </w:r>
+      <w:r>
+        <w:rPr>
+          <w:lang w:val="en_US" w:bidi="en_US"/>
+        </w:rPr>
+      </w:r>
+    </w:p>
+    <w:p>
+      <w:pPr/>
+      <w:r>
+        <w:rPr>
+          <w:lang w:val="en_US" w:bidi="en_US"/>
+        </w:rPr>
+      </w:r>
     </w:p>
     <w:p>
       <w:pPr>
         <w:pStyle w:val="Heading2"/>
       </w:pPr>
       <w:r>
+        <w:rPr>
+          <w:lang w:val="en_US" w:bidi="en_US"/>
+        </w:rPr>
         <w:t>Obadiah 1:20</w:t>
       </w:r>
-      <w:r/>
-    </w:p>
-    <w:p>
-      <w:r/>
-      <w:r>
+      <w:r>
+        <w:rPr>
+          <w:lang w:val="en_US" w:bidi="en_US"/>
+        </w:rPr>
+      </w:r>
+    </w:p>
+    <w:p>
+      <w:pPr/>
+      <w:r>
+        <w:rPr>
+          <w:lang w:val="en_US" w:bidi="en_US"/>
+        </w:rPr>
+      </w:r>
+      <w:r>
+        <w:rPr>
+          <w:lang w:val="en_US" w:bidi="en_US"/>
+        </w:rPr>
         <w:t xml:space="preserve">in the north: Hebrew </w:t>
       </w:r>
       <w:r>
         <w:rPr>
           <w:i/>
+          <w:lang w:val="en_US" w:bidi="en_US"/>
         </w:rPr>
         <w:t>in Sepharad,</w:t>
       </w:r>
       <w:r>
+        <w:rPr>
+          <w:lang w:val="en_US" w:bidi="en_US"/>
+        </w:rPr>
         <w:t xml:space="preserve"> probably a colony of Jewish exiles in Asia Minor who would return to the Negev. The scene corresponds with some actual events but looks beyond any single movement of refugees to the end times.</w:t>
       </w:r>
-      <w:r/>
-      <w:r/>
-    </w:p>
-    <w:p>
-      <w:r/>
+      <w:r>
+        <w:rPr>
+          <w:lang w:val="en_US" w:bidi="en_US"/>
+        </w:rPr>
+      </w:r>
+      <w:r>
+        <w:rPr>
+          <w:lang w:val="en_US" w:bidi="en_US"/>
+        </w:rPr>
+      </w:r>
+    </w:p>
+    <w:p>
+      <w:pPr/>
+      <w:r>
+        <w:rPr>
+          <w:lang w:val="en_US" w:bidi="en_US"/>
+        </w:rPr>
+      </w:r>
     </w:p>
     <w:p>
       <w:pPr>
         <w:pStyle w:val="Heading2"/>
       </w:pPr>
       <w:r>
+        <w:rPr>
+          <w:lang w:val="en_US" w:bidi="en_US"/>
+        </w:rPr>
         <w:t>Obadiah 1:21</w:t>
       </w:r>
-      <w:r/>
-    </w:p>
-    <w:p>
-      <w:r/>
-      <w:r>
+      <w:r>
+        <w:rPr>
+          <w:lang w:val="en_US" w:bidi="en_US"/>
+        </w:rPr>
+      </w:r>
+    </w:p>
+    <w:p>
+      <w:pPr/>
+      <w:r>
+        <w:rPr>
+          <w:lang w:val="en_US" w:bidi="en_US"/>
+        </w:rPr>
+      </w:r>
+      <w:r>
+        <w:rPr>
+          <w:lang w:val="en_US" w:bidi="en_US"/>
+        </w:rPr>
         <w:t xml:space="preserve">to Mount Zion: God’s people would ascend his holy mountain to rule over (or </w:t>
       </w:r>
       <w:r>
         <w:rPr>
           <w:i/>
+          <w:lang w:val="en_US" w:bidi="en_US"/>
         </w:rPr>
         <w:t>to judge</w:t>
       </w:r>
       <w:r>
+        <w:rPr>
+          <w:lang w:val="en_US" w:bidi="en_US"/>
+        </w:rPr>
         <w:t>) the mountains of their ancient foe Edom as a precursor to the coming universal Kingdom.</w:t>
       </w:r>
-      <w:r/>
-      <w:r/>
+      <w:r>
+        <w:rPr>
+          <w:lang w:val="en_US" w:bidi="en_US"/>
+        </w:rPr>
+      </w:r>
+      <w:r>
+        <w:rPr>
+          <w:lang w:val="en_US" w:bidi="en_US"/>
+        </w:rPr>
+      </w:r>
     </w:p>
     <w:sectPr>
       <w:footnotePr>
@@ -3205,7 +4228,7 @@
     <w:rPrDefault>
       <w:rPr>
         <w:rFonts w:ascii="Times New Roman" w:eastAsia="Times New Roman" w:hAnsi="Times New Roman" w:cs="Times New Roman"/>
-        <w:lang w:val="en-US" w:eastAsia="en-US" w:bidi="ar-SA"/>
+        <w:lang w:val="en_US" w:eastAsia="en-US" w:bidi="ar-SA"/>
       </w:rPr>
     </w:rPrDefault>
     <w:pPrDefault/>

--- a/eng/docx/31.content.docx
+++ b/eng/docx/31.content.docx
@@ -163,13 +163,6 @@
         <w:rPr>
           <w:lang w:val="en_US" w:bidi="en_US"/>
         </w:rPr>
-      </w:r>
-      <w:r>
-        <w:rPr>
-          <w:i/>
-          <w:lang w:val="en_US" w:bidi="en_US"/>
-        </w:rPr>
-        <w:t>Obadiah 1:1, Obadiah 1:2–4, Obadiah 1:5, Obadiah 1:5–7, Obadiah 1:6, Obadiah 1:7, Obadiah 1:8, Obadiah 1:10–14, Obadiah 1:11, Obadiah 1:12, Obadiah 1:12–14, Obadiah 1:15, Obadiah 1:15–18, Obadiah 1:17, Obadiah 1:18, Obadiah 1:19–20, Obadiah 1:19–21, Obadiah 1:20, Obadiah 1:21</w:t>
       </w:r>
       <w:r>
         <w:rPr>

--- a/eng/docx/31.content.docx
+++ b/eng/docx/31.content.docx
@@ -168,19 +168,6 @@
         <w:rPr>
           <w:lang w:val="en_US" w:bidi="en_US"/>
         </w:rPr>
-      </w:r>
-    </w:p>
-    <w:p>
-      <w:pPr/>
-      <w:r>
-        <w:rPr>
-          <w:lang w:val="en_US" w:bidi="en_US"/>
-        </w:rPr>
-      </w:r>
-      <w:r>
-        <w:rPr>
-          <w:lang w:val="en_US" w:bidi="en_US"/>
-        </w:rPr>
         <w:t xml:space="preserve"> </w:t>
       </w:r>
       <w:r>
@@ -234,17 +221,34 @@
       </w:r>
     </w:p>
     <w:p>
-      <w:pPr/>
-      <w:r>
-        <w:rPr>
-          <w:lang w:val="en_US" w:bidi="en_US"/>
-        </w:rPr>
-      </w:r>
-      <w:r>
-        <w:rPr>
-          <w:lang w:val="en_US" w:bidi="en_US"/>
-        </w:rPr>
-        <w:t>The word vision introduces a prophetic book (</w:t>
+      <w:pPr>
+        <w:pStyle w:val="ListBullet"/>
+        <w:spacing w:line="240" w:lineRule="auto"/>
+        <w:ind w:left="720"/>
+      </w:pPr>
+      <w:r>
+        <w:rPr>
+          <w:lang w:val="en_US" w:bidi="en_US"/>
+        </w:rPr>
+      </w:r>
+      <w:r>
+        <w:rPr>
+          <w:lang w:val="en_US" w:bidi="en_US"/>
+        </w:rPr>
+        <w:t xml:space="preserve">The word </w:t>
+      </w:r>
+      <w:r>
+        <w:rPr>
+          <w:i/>
+          <w:lang w:val="en_US" w:bidi="en_US"/>
+        </w:rPr>
+        <w:t>vision</w:t>
+      </w:r>
+      <w:r>
+        <w:rPr>
+          <w:lang w:val="en_US" w:bidi="en_US"/>
+        </w:rPr>
+        <w:t xml:space="preserve"> introduces a prophetic book (</w:t>
       </w:r>
       <w:hyperlink r:id="rId13">
         <w:r>
@@ -255,7 +259,7 @@
             <w:color w:val="0000EE"/>
             <w:u w:val="single"/>
           </w:rPr>
-          <w:t>Isa 1:1</w:t>
+          <w:t>Isaiah 1:1</w:t>
         </w:r>
       </w:hyperlink>
       <w:r>
@@ -273,14 +277,14 @@
             <w:color w:val="0000EE"/>
             <w:u w:val="single"/>
           </w:rPr>
-          <w:t>Nah 1:1</w:t>
+          <w:t>Nahum 1:1</w:t>
         </w:r>
       </w:hyperlink>
       <w:r>
         <w:rPr>
           <w:lang w:val="en_US" w:bidi="en_US"/>
         </w:rPr>
-        <w:t>); it also defines what a prophet saw or sensed as a divine word (</w:t>
+        <w:t>). It also describes what a prophet saw or sensed as a divine message (</w:t>
       </w:r>
       <w:hyperlink r:id="rId15">
         <w:r>
@@ -291,7 +295,7 @@
             <w:color w:val="0000EE"/>
             <w:u w:val="single"/>
           </w:rPr>
-          <w:t>Ezek 12:26–27</w:t>
+          <w:t>Ezekiel 12:26–27</w:t>
         </w:r>
       </w:hyperlink>
       <w:r>
@@ -309,14 +313,14 @@
             <w:color w:val="0000EE"/>
             <w:u w:val="single"/>
           </w:rPr>
-          <w:t>Dan 8:1</w:t>
+          <w:t>Daniel 8:1</w:t>
         </w:r>
       </w:hyperlink>
       <w:r>
         <w:rPr>
           <w:lang w:val="en_US" w:bidi="en_US"/>
         </w:rPr>
-        <w:t>). A vision that did not come from the Lord was false (</w:t>
+        <w:t>). A vision not from the Lord was false (</w:t>
       </w:r>
       <w:hyperlink r:id="rId17">
         <w:r>
@@ -327,7 +331,7 @@
             <w:color w:val="0000EE"/>
             <w:u w:val="single"/>
           </w:rPr>
-          <w:t>Jer 14:14</w:t>
+          <w:t>Jeremiah 14:14</w:t>
         </w:r>
       </w:hyperlink>
       <w:r>
@@ -352,7 +356,7 @@
         <w:rPr>
           <w:lang w:val="en_US" w:bidi="en_US"/>
         </w:rPr>
-        <w:t>), the ultimate proof being its lack of fulfillment (</w:t>
+        <w:t>), proven by its failure to happen (</w:t>
       </w:r>
       <w:hyperlink r:id="rId19">
         <w:r>
@@ -363,14 +367,14 @@
             <w:color w:val="0000EE"/>
             <w:u w:val="single"/>
           </w:rPr>
-          <w:t>Ezek 12:22–24</w:t>
+          <w:t>Ezekiel 12:22–24</w:t>
         </w:r>
       </w:hyperlink>
       <w:r>
         <w:rPr>
           <w:lang w:val="en_US" w:bidi="en_US"/>
         </w:rPr>
-        <w:t>). By contrast, true visions of near or distant events do come to fruition (</w:t>
+        <w:t>). In contrast, true visions of events, whether near or far, do happen (</w:t>
       </w:r>
       <w:hyperlink r:id="rId20">
         <w:r>
@@ -381,7 +385,7 @@
             <w:color w:val="0000EE"/>
             <w:u w:val="single"/>
           </w:rPr>
-          <w:t>Ezek 12:25</w:t>
+          <w:t>Ezekiel 12:25</w:t>
         </w:r>
       </w:hyperlink>
       <w:r>
@@ -399,14 +403,14 @@
             <w:color w:val="0000EE"/>
             <w:u w:val="single"/>
           </w:rPr>
-          <w:t>Hab 2:3</w:t>
+          <w:t>Habakkuk 2:3</w:t>
         </w:r>
       </w:hyperlink>
       <w:r>
         <w:rPr>
           <w:lang w:val="en_US" w:bidi="en_US"/>
         </w:rPr>
-        <w:t xml:space="preserve">). Prophetic visions came in various forms (dreams, extrasensory experiences; e.g., </w:t>
+        <w:t xml:space="preserve">). Prophetic visions appeared in different forms, like dreams or extrasensory experiences (for example, </w:t>
       </w:r>
       <w:hyperlink r:id="rId22">
         <w:r>
@@ -417,14 +421,14 @@
             <w:color w:val="0000EE"/>
             <w:u w:val="single"/>
           </w:rPr>
-          <w:t>Dan 8:2</w:t>
+          <w:t>Daniel 8:2</w:t>
         </w:r>
       </w:hyperlink>
       <w:r>
         <w:rPr>
           <w:lang w:val="en_US" w:bidi="en_US"/>
         </w:rPr>
-        <w:t>). The absence of visions is a mark of divine abandonment (</w:t>
+        <w:t>). The lack of visions shows divine abandonment (</w:t>
       </w:r>
       <w:hyperlink r:id="rId23">
         <w:r>
@@ -435,7 +439,7 @@
             <w:color w:val="0000EE"/>
             <w:u w:val="single"/>
           </w:rPr>
-          <w:t>Lam 2:9</w:t>
+          <w:t>Lamentations 2:9</w:t>
         </w:r>
       </w:hyperlink>
       <w:r>
@@ -453,7 +457,7 @@
             <w:color w:val="0000EE"/>
             <w:u w:val="single"/>
           </w:rPr>
-          <w:t>Ezek 7:26</w:t>
+          <w:t>Ezekiel 7:26</w:t>
         </w:r>
       </w:hyperlink>
       <w:r>
@@ -471,14 +475,82 @@
             <w:color w:val="0000EE"/>
             <w:u w:val="single"/>
           </w:rPr>
-          <w:t>Mic 3:6</w:t>
+          <w:t>Micah 3:6</w:t>
         </w:r>
       </w:hyperlink>
       <w:r>
         <w:rPr>
           <w:lang w:val="en_US" w:bidi="en_US"/>
         </w:rPr>
-        <w:t>). • Sovereign Lord is one of several names for the God of Israel. • Obadiah was a common Hebrew name that meant “servant of the Lord.” The prophet Obadiah is unknown apart from this book. • an ambassador was sent to the nations: In ancient warfare, allies would be contacted about joining a military coalition to punish an enemy or defend against attack. Here the Sovereign Lord calls the nations to redress Edom’s evil pride. • Let’s assemble: This is a willing coalition, though ironically, they will be punished later for their own evil deeds (</w:t>
+        <w:t xml:space="preserve">). </w:t>
+      </w:r>
+    </w:p>
+    <w:p>
+      <w:pPr>
+        <w:pStyle w:val="ListBullet"/>
+        <w:spacing w:line="240" w:lineRule="auto"/>
+        <w:ind w:left="720"/>
+      </w:pPr>
+      <w:r>
+        <w:rPr>
+          <w:lang w:val="en_US" w:bidi="en_US"/>
+        </w:rPr>
+      </w:r>
+      <w:r>
+        <w:rPr>
+          <w:lang w:val="en_US" w:bidi="en_US"/>
+        </w:rPr>
+        <w:t xml:space="preserve">Obadiah was a common Hebrew name meaning “servant of the Lord.” The prophet Obadiah is unknown outside this book. </w:t>
+      </w:r>
+    </w:p>
+    <w:p>
+      <w:pPr>
+        <w:pStyle w:val="ListBullet"/>
+        <w:spacing w:line="240" w:lineRule="auto"/>
+        <w:ind w:left="720"/>
+      </w:pPr>
+      <w:r>
+        <w:rPr>
+          <w:lang w:val="en_US" w:bidi="en_US"/>
+        </w:rPr>
+      </w:r>
+      <w:r>
+        <w:rPr>
+          <w:i/>
+          <w:lang w:val="en_US" w:bidi="en_US"/>
+        </w:rPr>
+        <w:t>an envoy has been sent among the nations</w:t>
+      </w:r>
+      <w:r>
+        <w:rPr>
+          <w:lang w:val="en_US" w:bidi="en_US"/>
+        </w:rPr>
+        <w:t xml:space="preserve">: In ancient warfare, allies were contacted to join a military group to punish an enemy or defend against an attack. Here, the Sovereign Lord calls the nations to address Edom’s evil pride. </w:t>
+      </w:r>
+    </w:p>
+    <w:p>
+      <w:pPr>
+        <w:pStyle w:val="ListBullet"/>
+        <w:spacing w:line="240" w:lineRule="auto"/>
+        <w:ind w:left="720"/>
+      </w:pPr>
+      <w:r>
+        <w:rPr>
+          <w:lang w:val="en_US" w:bidi="en_US"/>
+        </w:rPr>
+      </w:r>
+      <w:r>
+        <w:rPr>
+          <w:i/>
+          <w:lang w:val="en_US" w:bidi="en_US"/>
+        </w:rPr>
+        <w:t>let us god to battle</w:t>
+      </w:r>
+      <w:r>
+        <w:rPr>
+          <w:lang w:val="en_US" w:bidi="en_US"/>
+        </w:rPr>
+        <w:t>: This is a willing group, but ironically, they will later be punished for their own evil actions (</w:t>
       </w:r>
       <w:hyperlink r:id="rId26">
         <w:r>
@@ -489,7 +561,7 @@
             <w:color w:val="0000EE"/>
             <w:u w:val="single"/>
           </w:rPr>
-          <w:t>Obad 1:15–16</w:t>
+          <w:t>Obadiah 1:15–16</w:t>
         </w:r>
       </w:hyperlink>
       <w:r>
@@ -534,17 +606,28 @@
       </w:r>
     </w:p>
     <w:p>
-      <w:pPr/>
-      <w:r>
-        <w:rPr>
-          <w:lang w:val="en_US" w:bidi="en_US"/>
-        </w:rPr>
-      </w:r>
-      <w:r>
-        <w:rPr>
-          <w:lang w:val="en_US" w:bidi="en_US"/>
-        </w:rPr>
-        <w:t>I will cut you down: Several messages of judgment rehearse Edom’s specific sins against Israel (</w:t>
+      <w:pPr>
+        <w:pStyle w:val="ListBullet"/>
+        <w:spacing w:line="240" w:lineRule="auto"/>
+        <w:ind w:left="720"/>
+      </w:pPr>
+      <w:r>
+        <w:rPr>
+          <w:lang w:val="en_US" w:bidi="en_US"/>
+        </w:rPr>
+      </w:r>
+      <w:r>
+        <w:rPr>
+          <w:i/>
+          <w:lang w:val="en_US" w:bidi="en_US"/>
+        </w:rPr>
+        <w:t>I will make you small</w:t>
+      </w:r>
+      <w:r>
+        <w:rPr>
+          <w:lang w:val="en_US" w:bidi="en_US"/>
+        </w:rPr>
+        <w:t>: Several messages of judgment describe Edom’s specific sins against Israel (</w:t>
       </w:r>
       <w:hyperlink r:id="rId27">
         <w:r>
@@ -555,7 +638,7 @@
             <w:color w:val="0000EE"/>
             <w:u w:val="single"/>
           </w:rPr>
-          <w:t>1:10–14</w:t>
+          <w:t>Obadiah 1:10–14</w:t>
         </w:r>
       </w:hyperlink>
       <w:r>
@@ -573,7 +656,7 @@
             <w:color w:val="0000EE"/>
             <w:u w:val="single"/>
           </w:rPr>
-          <w:t>Jer 49:7–22</w:t>
+          <w:t>Jeremiah 49:7–22</w:t>
         </w:r>
       </w:hyperlink>
       <w:r>
@@ -591,7 +674,7 @@
             <w:color w:val="0000EE"/>
             <w:u w:val="single"/>
           </w:rPr>
-          <w:t>Ezek 25:12–14</w:t>
+          <w:t>Ezekiel 25:12–14</w:t>
         </w:r>
       </w:hyperlink>
       <w:r>
@@ -616,7 +699,7 @@
         <w:rPr>
           <w:lang w:val="en_US" w:bidi="en_US"/>
         </w:rPr>
-        <w:t>;). Edom frequently appears among the nations that opposed Israel and the Lord (</w:t>
+        <w:t>). Edom often appears among the nations that opposed Israel and the Lord (</w:t>
       </w:r>
       <w:hyperlink r:id="rId31">
         <w:r>
@@ -627,7 +710,7 @@
             <w:color w:val="0000EE"/>
             <w:u w:val="single"/>
           </w:rPr>
-          <w:t>Isa 34</w:t>
+          <w:t>Isaiah 34</w:t>
         </w:r>
       </w:hyperlink>
       <w:r>
@@ -645,7 +728,7 @@
             <w:color w:val="0000EE"/>
             <w:u w:val="single"/>
           </w:rPr>
-          <w:t>Ezek 35–36</w:t>
+          <w:t>Ezekiel 35–36</w:t>
         </w:r>
       </w:hyperlink>
       <w:r>
@@ -670,7 +753,32 @@
         <w:rPr>
           <w:lang w:val="en_US" w:bidi="en_US"/>
         </w:rPr>
-        <w:t>). • down to size among the nations . . . your own pride: Edom’s rocky topography mimicked Edom’s pride. The height of the mountain fortress that provided their security only emphasizes the height from which Edom would fall. Edomite princes were among the arrogant rulers of the nations (</w:t>
+        <w:t xml:space="preserve">). </w:t>
+      </w:r>
+    </w:p>
+    <w:p>
+      <w:pPr>
+        <w:pStyle w:val="ListBullet"/>
+        <w:spacing w:line="240" w:lineRule="auto"/>
+        <w:ind w:left="720"/>
+      </w:pPr>
+      <w:r>
+        <w:rPr>
+          <w:lang w:val="en_US" w:bidi="en_US"/>
+        </w:rPr>
+      </w:r>
+      <w:r>
+        <w:rPr>
+          <w:i/>
+          <w:lang w:val="en_US" w:bidi="en_US"/>
+        </w:rPr>
+        <w:t>small among the nations … The pride of your heart</w:t>
+      </w:r>
+      <w:r>
+        <w:rPr>
+          <w:lang w:val="en_US" w:bidi="en_US"/>
+        </w:rPr>
+        <w:t>: Edom’s rocky landscape reflected the pride of its people. Just as their land was high and difficult to reach, the people of Edom thought they were secure and above others. The height of the mountain fortress that provided their security only highlights the height from which Edom would fall. Edomite princes were among the arrogant rulers of the nations (</w:t>
       </w:r>
       <w:hyperlink r:id="rId34">
         <w:r>
@@ -681,14 +789,14 @@
             <w:color w:val="0000EE"/>
             <w:u w:val="single"/>
           </w:rPr>
-          <w:t>Ezek 32:29</w:t>
+          <w:t>Ezekiel 32:29</w:t>
         </w:r>
       </w:hyperlink>
       <w:r>
         <w:rPr>
           <w:lang w:val="en_US" w:bidi="en_US"/>
         </w:rPr>
-        <w:t xml:space="preserve">; cp. </w:t>
+        <w:t xml:space="preserve">; compare </w:t>
       </w:r>
       <w:hyperlink r:id="rId35">
         <w:r>
@@ -699,7 +807,7 @@
             <w:color w:val="0000EE"/>
             <w:u w:val="single"/>
           </w:rPr>
-          <w:t>Gen 36</w:t>
+          <w:t>Genesis 36</w:t>
         </w:r>
       </w:hyperlink>
       <w:r>
@@ -717,7 +825,7 @@
             <w:color w:val="0000EE"/>
             <w:u w:val="single"/>
           </w:rPr>
-          <w:t>1 Chr 1:43–54</w:t>
+          <w:t>1 Chronicles 1:43–54</w:t>
         </w:r>
       </w:hyperlink>
       <w:r>
@@ -772,7 +880,7 @@
         <w:rPr>
           <w:lang w:val="en_US" w:bidi="en_US"/>
         </w:rPr>
-        <w:t>Edom’s destroyers would take everything, unlike thieves and harvesters. Thieves would leave anything that would hinder an immediate, successful escape; harvesters would always leave gleanings for the poor (</w:t>
+        <w:t>Edom's destroyers would take everything, unlike thieves and harvesters. Thieves would leave anything that might slow their escape. Harvesters would always leave some leftovers for the poor (</w:t>
       </w:r>
       <w:hyperlink r:id="rId37">
         <w:r>
@@ -783,14 +891,14 @@
             <w:color w:val="0000EE"/>
             <w:u w:val="single"/>
           </w:rPr>
-          <w:t>Deut 24:19</w:t>
+          <w:t>Deuteronomy 24:19</w:t>
         </w:r>
       </w:hyperlink>
       <w:r>
         <w:rPr>
           <w:lang w:val="en_US" w:bidi="en_US"/>
         </w:rPr>
-        <w:t xml:space="preserve">; cp. </w:t>
+        <w:t xml:space="preserve">; compare </w:t>
       </w:r>
       <w:hyperlink r:id="rId38">
         <w:r>
@@ -819,7 +927,7 @@
             <w:color w:val="0000EE"/>
             <w:u w:val="single"/>
           </w:rPr>
-          <w:t>Matt 12:1</w:t>
+          <w:t>Matthew 12:1</w:t>
         </w:r>
       </w:hyperlink>
       <w:r>
@@ -874,7 +982,7 @@
         <w:rPr>
           <w:lang w:val="en_US" w:bidi="en_US"/>
         </w:rPr>
-        <w:t xml:space="preserve">The Babylonians completely destroyed Jerusalem. By sharing in the plunder, Edom deserved equal retribution (see </w:t>
+        <w:t xml:space="preserve">The Babylonians destroyed Jerusalem completely. Edom shared in the loot, so they deserved the same punishment (see </w:t>
       </w:r>
       <w:hyperlink r:id="rId40">
         <w:r>
@@ -885,7 +993,7 @@
             <w:color w:val="0000EE"/>
             <w:u w:val="single"/>
           </w:rPr>
-          <w:t>1:15–18</w:t>
+          <w:t>Obadiah 1:15–18</w:t>
         </w:r>
       </w:hyperlink>
       <w:r>
@@ -938,9 +1046,16 @@
       </w:r>
       <w:r>
         <w:rPr>
-          <w:lang w:val="en_US" w:bidi="en_US"/>
-        </w:rPr>
-        <w:t>Edom: The Hebrew text uses the name of Esau, Jacob’s brother, indicating Edom’s violation of a fraternal relationship (</w:t>
+          <w:i/>
+          <w:lang w:val="en_US" w:bidi="en_US"/>
+        </w:rPr>
+        <w:t>Esau</w:t>
+      </w:r>
+      <w:r>
+        <w:rPr>
+          <w:lang w:val="en_US" w:bidi="en_US"/>
+        </w:rPr>
+        <w:t>: The Hebrew text uses the name of Esau, who was Jacob’s brother. This shows Edom broke a brotherly relationship (</w:t>
       </w:r>
       <w:hyperlink r:id="rId27">
         <w:r>
@@ -951,7 +1066,7 @@
             <w:color w:val="0000EE"/>
             <w:u w:val="single"/>
           </w:rPr>
-          <w:t>1:10–14</w:t>
+          <w:t>Obadiah 1:10–14</w:t>
         </w:r>
       </w:hyperlink>
       <w:r>
@@ -996,143 +1111,151 @@
       </w:r>
     </w:p>
     <w:p>
+      <w:pPr>
+        <w:pStyle w:val="ListBullet"/>
+        <w:spacing w:line="240" w:lineRule="auto"/>
+        <w:ind w:left="720"/>
+      </w:pPr>
+      <w:r>
+        <w:rPr>
+          <w:lang w:val="en_US" w:bidi="en_US"/>
+        </w:rPr>
+      </w:r>
+      <w:r>
+        <w:rPr>
+          <w:i/>
+          <w:lang w:val="en_US" w:bidi="en_US"/>
+        </w:rPr>
+        <w:t xml:space="preserve">men allied with you </w:t>
+      </w:r>
+      <w:r>
+        <w:rPr>
+          <w:lang w:val="en_US" w:bidi="en_US"/>
+        </w:rPr>
+        <w:t xml:space="preserve">(literally </w:t>
+      </w:r>
+      <w:r>
+        <w:rPr>
+          <w:i/>
+          <w:lang w:val="en_US" w:bidi="en_US"/>
+        </w:rPr>
+        <w:t>men of the covenant</w:t>
+      </w:r>
+      <w:r>
+        <w:rPr>
+          <w:lang w:val="en_US" w:bidi="en_US"/>
+        </w:rPr>
+        <w:t xml:space="preserve">): Edom should have been Israel's ally, but instead, Edom made a covenant with Babylon. </w:t>
+      </w:r>
+    </w:p>
+    <w:p>
+      <w:pPr>
+        <w:pStyle w:val="ListBullet"/>
+        <w:spacing w:line="240" w:lineRule="auto"/>
+        <w:ind w:left="720"/>
+      </w:pPr>
+      <w:r>
+        <w:rPr>
+          <w:lang w:val="en_US" w:bidi="en_US"/>
+        </w:rPr>
+      </w:r>
+      <w:r>
+        <w:rPr>
+          <w:i/>
+          <w:lang w:val="en_US" w:bidi="en_US"/>
+        </w:rPr>
+        <w:t>men of peace</w:t>
+      </w:r>
+      <w:r>
+        <w:rPr>
+          <w:lang w:val="en_US" w:bidi="en_US"/>
+        </w:rPr>
+        <w:t xml:space="preserve"> (paralleling </w:t>
+      </w:r>
+      <w:r>
+        <w:rPr>
+          <w:i/>
+          <w:lang w:val="en_US" w:bidi="en_US"/>
+        </w:rPr>
+        <w:t>men of the covenant</w:t>
+      </w:r>
+      <w:r>
+        <w:rPr>
+          <w:lang w:val="en_US" w:bidi="en_US"/>
+        </w:rPr>
+        <w:t>): This was a fitting form of justice. Edom betrayed Israel, and later, Babylon betrayed Edom in the same way.</w:t>
+      </w:r>
+      <w:r>
+        <w:rPr>
+          <w:lang w:val="en_US" w:bidi="en_US"/>
+        </w:rPr>
+      </w:r>
+      <w:r>
+        <w:rPr>
+          <w:lang w:val="en_US" w:bidi="en_US"/>
+        </w:rPr>
+      </w:r>
+    </w:p>
+    <w:p>
       <w:pPr/>
       <w:r>
         <w:rPr>
           <w:lang w:val="en_US" w:bidi="en_US"/>
         </w:rPr>
       </w:r>
-      <w:r>
-        <w:rPr>
-          <w:lang w:val="en_US" w:bidi="en_US"/>
-        </w:rPr>
-        <w:t xml:space="preserve">allies (literally </w:t>
+    </w:p>
+    <w:p>
+      <w:pPr>
+        <w:pStyle w:val="Heading2"/>
+      </w:pPr>
+      <w:r>
+        <w:rPr>
+          <w:lang w:val="en_US" w:bidi="en_US"/>
+        </w:rPr>
+        <w:t>Obadiah 1:8</w:t>
+      </w:r>
+      <w:r>
+        <w:rPr>
+          <w:lang w:val="en_US" w:bidi="en_US"/>
+        </w:rPr>
+      </w:r>
+    </w:p>
+    <w:p>
+      <w:pPr>
+        <w:pStyle w:val="ListBullet"/>
+        <w:spacing w:line="240" w:lineRule="auto"/>
+        <w:ind w:left="720"/>
+      </w:pPr>
+      <w:r>
+        <w:rPr>
+          <w:lang w:val="en_US" w:bidi="en_US"/>
+        </w:rPr>
       </w:r>
       <w:r>
         <w:rPr>
           <w:i/>
           <w:lang w:val="en_US" w:bidi="en_US"/>
         </w:rPr>
-        <w:t>men of the covenant</w:t>
-      </w:r>
-      <w:r>
-        <w:rPr>
-          <w:lang w:val="en_US" w:bidi="en_US"/>
-        </w:rPr>
-        <w:t xml:space="preserve">): Edom should have been the ally of its brother Israel, but instead, Edom had made a covenant with Babylon. • promise you peace (literally </w:t>
+        <w:t>In that day</w:t>
+      </w:r>
+      <w:r>
+        <w:rPr>
+          <w:lang w:val="en_US" w:bidi="en_US"/>
+        </w:rPr>
+        <w:t xml:space="preserve">: The Hebrew word </w:t>
       </w:r>
       <w:r>
         <w:rPr>
           <w:i/>
           <w:lang w:val="en_US" w:bidi="en_US"/>
         </w:rPr>
-        <w:t>men of peace</w:t>
-      </w:r>
-      <w:r>
-        <w:rPr>
-          <w:lang w:val="en_US" w:bidi="en_US"/>
-        </w:rPr>
-        <w:t xml:space="preserve">, paralleling </w:t>
-      </w:r>
-      <w:r>
-        <w:rPr>
-          <w:i/>
-          <w:lang w:val="en_US" w:bidi="en_US"/>
-        </w:rPr>
-        <w:t>men of the covenant</w:t>
-      </w:r>
-      <w:r>
-        <w:rPr>
-          <w:lang w:val="en_US" w:bidi="en_US"/>
-        </w:rPr>
-        <w:t>): It was poetic justice that Edom’s treachery with Israel was rewarded by Babylon’s treachery against Edom.</w:t>
-      </w:r>
-      <w:r>
-        <w:rPr>
-          <w:lang w:val="en_US" w:bidi="en_US"/>
-        </w:rPr>
-      </w:r>
-      <w:r>
-        <w:rPr>
-          <w:lang w:val="en_US" w:bidi="en_US"/>
-        </w:rPr>
-      </w:r>
-    </w:p>
-    <w:p>
-      <w:pPr/>
-      <w:r>
-        <w:rPr>
-          <w:lang w:val="en_US" w:bidi="en_US"/>
-        </w:rPr>
-      </w:r>
-    </w:p>
-    <w:p>
-      <w:pPr>
-        <w:pStyle w:val="Heading2"/>
-      </w:pPr>
-      <w:r>
-        <w:rPr>
-          <w:lang w:val="en_US" w:bidi="en_US"/>
-        </w:rPr>
-        <w:t>Obadiah 1:8</w:t>
-      </w:r>
-      <w:r>
-        <w:rPr>
-          <w:lang w:val="en_US" w:bidi="en_US"/>
-        </w:rPr>
-      </w:r>
-    </w:p>
-    <w:p>
-      <w:pPr/>
-      <w:r>
-        <w:rPr>
-          <w:lang w:val="en_US" w:bidi="en_US"/>
-        </w:rPr>
-      </w:r>
-      <w:r>
-        <w:rPr>
-          <w:lang w:val="en_US" w:bidi="en_US"/>
-        </w:rPr>
-        <w:t xml:space="preserve">At that time (literally </w:t>
-      </w:r>
-      <w:r>
-        <w:rPr>
-          <w:i/>
-          <w:lang w:val="en_US" w:bidi="en_US"/>
-        </w:rPr>
-        <w:t>in that day</w:t>
-      </w:r>
-      <w:r>
-        <w:rPr>
-          <w:lang w:val="en_US" w:bidi="en_US"/>
-        </w:rPr>
-        <w:t>): The Hebrew word yom</w:t>
-      </w:r>
-      <w:r>
-        <w:rPr>
-          <w:i/>
-          <w:lang w:val="en_US" w:bidi="en_US"/>
-        </w:rPr>
-        <w:t>,</w:t>
-      </w:r>
-      <w:r>
-        <w:rPr>
-          <w:lang w:val="en_US" w:bidi="en_US"/>
-        </w:rPr>
-        <w:t xml:space="preserve"> “day</w:t>
-      </w:r>
-      <w:r>
-        <w:rPr>
-          <w:i/>
-          <w:lang w:val="en_US" w:bidi="en_US"/>
-        </w:rPr>
-        <w:t>,”</w:t>
-      </w:r>
-      <w:r>
-        <w:rPr>
-          <w:lang w:val="en_US" w:bidi="en_US"/>
-        </w:rPr>
-        <w:t xml:space="preserve"> occurs twelve times in </w:t>
+        <w:t>yom</w:t>
+      </w:r>
+      <w:r>
+        <w:rPr>
+          <w:lang w:val="en_US" w:bidi="en_US"/>
+        </w:rPr>
+        <w:t xml:space="preserve">, meaning “day,” appears 12 times in </w:t>
       </w:r>
       <w:hyperlink r:id="rId41">
         <w:r>
@@ -1143,14 +1266,14 @@
             <w:color w:val="0000EE"/>
             <w:u w:val="single"/>
           </w:rPr>
-          <w:t>1:8–15</w:t>
+          <w:t>Obadiah 1:8–15</w:t>
         </w:r>
       </w:hyperlink>
       <w:r>
         <w:rPr>
           <w:lang w:val="en_US" w:bidi="en_US"/>
         </w:rPr>
-        <w:t xml:space="preserve">, often translated “when” or “at that time.” The time referred to in </w:t>
+        <w:t xml:space="preserve">. It is often translated as “when” or “at that time.” The time mentioned in </w:t>
       </w:r>
       <w:hyperlink r:id="rId42">
         <w:r>
@@ -1161,14 +1284,39 @@
             <w:color w:val="0000EE"/>
             <w:u w:val="single"/>
           </w:rPr>
-          <w:t>1:8</w:t>
+          <w:t>Obadiah 1:8</w:t>
         </w:r>
       </w:hyperlink>
       <w:r>
         <w:rPr>
           <w:lang w:val="en_US" w:bidi="en_US"/>
         </w:rPr>
-        <w:t xml:space="preserve"> is the beginning of the end, when God steps in to reverse the fortunes of his people. • wise person . . . everyone who has understanding: Edom took pride in its wisdom tradition (cp. </w:t>
+        <w:t xml:space="preserve"> marks the start of the end, when God intervenes to change the fate of his people. </w:t>
+      </w:r>
+    </w:p>
+    <w:p>
+      <w:pPr>
+        <w:pStyle w:val="ListBullet"/>
+        <w:spacing w:line="240" w:lineRule="auto"/>
+        <w:ind w:left="720"/>
+      </w:pPr>
+      <w:r>
+        <w:rPr>
+          <w:lang w:val="en_US" w:bidi="en_US"/>
+        </w:rPr>
+      </w:r>
+      <w:r>
+        <w:rPr>
+          <w:i/>
+          <w:lang w:val="en_US" w:bidi="en_US"/>
+        </w:rPr>
+        <w:t>wise men … men of understanding</w:t>
+      </w:r>
+      <w:r>
+        <w:rPr>
+          <w:lang w:val="en_US" w:bidi="en_US"/>
+        </w:rPr>
+        <w:t xml:space="preserve">: Edom was proud of its wisdom tradition (see </w:t>
       </w:r>
       <w:hyperlink r:id="rId43">
         <w:r>
@@ -1179,14 +1327,14 @@
             <w:color w:val="0000EE"/>
             <w:u w:val="single"/>
           </w:rPr>
-          <w:t>Jer 49:7</w:t>
+          <w:t>Jeremiah 49:7</w:t>
         </w:r>
       </w:hyperlink>
       <w:r>
         <w:rPr>
           <w:lang w:val="en_US" w:bidi="en_US"/>
         </w:rPr>
-        <w:t>). For example, the book of Job is set in Edomite territory.</w:t>
+        <w:t>). For instance, the book of Job takes place in Edomite land.</w:t>
       </w:r>
       <w:r>
         <w:rPr>
@@ -1232,9 +1380,16 @@
       </w:r>
       <w:r>
         <w:rPr>
-          <w:lang w:val="en_US" w:bidi="en_US"/>
-        </w:rPr>
-        <w:t xml:space="preserve">Because of the violence you did . . . in Israel: The basis for Esau’s condemnation is stated in </w:t>
+          <w:i/>
+          <w:lang w:val="en_US" w:bidi="en_US"/>
+        </w:rPr>
+        <w:t>Because of the violence against your brother Jacob</w:t>
+      </w:r>
+      <w:r>
+        <w:rPr>
+          <w:lang w:val="en_US" w:bidi="en_US"/>
+        </w:rPr>
+        <w:t xml:space="preserve">: The reason for Esau’s condemnation is explained in </w:t>
       </w:r>
       <w:hyperlink r:id="rId44">
         <w:r>
@@ -1245,14 +1400,14 @@
             <w:color w:val="0000EE"/>
             <w:u w:val="single"/>
           </w:rPr>
-          <w:t>1:10</w:t>
+          <w:t>Obadiah 1:10</w:t>
         </w:r>
       </w:hyperlink>
       <w:r>
         <w:rPr>
           <w:lang w:val="en_US" w:bidi="en_US"/>
         </w:rPr>
-        <w:t xml:space="preserve"> (cp. </w:t>
+        <w:t xml:space="preserve"> (see also </w:t>
       </w:r>
       <w:hyperlink r:id="rId31">
         <w:r>
@@ -1263,7 +1418,7 @@
             <w:color w:val="0000EE"/>
             <w:u w:val="single"/>
           </w:rPr>
-          <w:t>Isa 34</w:t>
+          <w:t>Isaiah 34</w:t>
         </w:r>
       </w:hyperlink>
       <w:r>
@@ -1281,7 +1436,7 @@
             <w:color w:val="0000EE"/>
             <w:u w:val="single"/>
           </w:rPr>
-          <w:t>Jer 49:7–22</w:t>
+          <w:t>Jeremiah 49:7–22</w:t>
         </w:r>
       </w:hyperlink>
       <w:r>
@@ -1324,7 +1479,7 @@
         <w:rPr>
           <w:lang w:val="en_US" w:bidi="en_US"/>
         </w:rPr>
-        <w:t xml:space="preserve">) and amplified in </w:t>
+        <w:t xml:space="preserve">) and expanded in </w:t>
       </w:r>
       <w:hyperlink r:id="rId47">
         <w:r>
@@ -1335,14 +1490,14 @@
             <w:color w:val="0000EE"/>
             <w:u w:val="single"/>
           </w:rPr>
-          <w:t>Obad 1:11–14</w:t>
+          <w:t>Obadiah 1:11–14</w:t>
         </w:r>
       </w:hyperlink>
       <w:r>
         <w:rPr>
           <w:lang w:val="en_US" w:bidi="en_US"/>
         </w:rPr>
-        <w:t>, where Edom’s treachery is described. In legal terms, the evidence of these verses supports the charge of covenant breaking.</w:t>
+        <w:t>, where Edom’s betrayal is described. In legal terms, these verses provide evidence for the charge of breaking a covenant.</w:t>
       </w:r>
       <w:r>
         <w:rPr>
@@ -1390,7 +1545,7 @@
         <w:rPr>
           <w:lang w:val="en_US" w:bidi="en_US"/>
         </w:rPr>
-        <w:t xml:space="preserve">Outside of this book, nothing specific is known of Edom’s role during the various Babylonian invasions of Judah (in 605, 597, and 586 BC). Responsibility toward one’s neighbor is a specific requirement of God’s law (e.g., </w:t>
+        <w:t xml:space="preserve">Outside of this book, we know little about Edom's role during the Babylonian invasions of Judah in 605, 597, and 586 BC. God's law requires responsibility toward one's neighbor (for example, </w:t>
       </w:r>
       <w:hyperlink r:id="rId48">
         <w:r>
@@ -1401,14 +1556,14 @@
             <w:color w:val="0000EE"/>
             <w:u w:val="single"/>
           </w:rPr>
-          <w:t>Deut 22:1–4</w:t>
+          <w:t>Deuteronomy 22:1–4</w:t>
         </w:r>
       </w:hyperlink>
       <w:r>
         <w:rPr>
           <w:lang w:val="en_US" w:bidi="en_US"/>
         </w:rPr>
-        <w:t xml:space="preserve">; cp. </w:t>
+        <w:t xml:space="preserve">; compare </w:t>
       </w:r>
       <w:hyperlink r:id="rId49">
         <w:r>
@@ -1419,14 +1574,27 @@
             <w:color w:val="0000EE"/>
             <w:u w:val="single"/>
           </w:rPr>
-          <w:t>Matt 25:41–46</w:t>
+          <w:t>Matthew 25:41–46</w:t>
         </w:r>
       </w:hyperlink>
       <w:r>
         <w:rPr>
           <w:lang w:val="en_US" w:bidi="en_US"/>
         </w:rPr>
-        <w:t>), especially when there is either a specific “treaty of brotherhood” (</w:t>
+        <w:t xml:space="preserve">), especially when there is a specific </w:t>
+      </w:r>
+      <w:r>
+        <w:rPr>
+          <w:i/>
+          <w:lang w:val="en_US" w:bidi="en_US"/>
+        </w:rPr>
+        <w:t>covenant of brotherhood</w:t>
+      </w:r>
+      <w:r>
+        <w:rPr>
+          <w:lang w:val="en_US" w:bidi="en_US"/>
+        </w:rPr>
+        <w:t xml:space="preserve"> (</w:t>
       </w:r>
       <w:hyperlink r:id="rId50">
         <w:r>
@@ -1444,13 +1612,13 @@
         <w:rPr>
           <w:lang w:val="en_US" w:bidi="en_US"/>
         </w:rPr>
-        <w:t xml:space="preserve">) or a historical relationship that is regarded as fraternal (see </w:t>
-      </w:r>
-      <w:r>
-        <w:rPr>
-          <w:lang w:val="en_US" w:bidi="en_US"/>
-        </w:rPr>
-        <w:t>study note on Obad 1:6</w:t>
+        <w:t xml:space="preserve">) or a historical relationship which biblical writers considered a relationship between brothers (see </w:t>
+      </w:r>
+      <w:r>
+        <w:rPr>
+          <w:lang w:val="en_US" w:bidi="en_US"/>
+        </w:rPr>
+        <w:t>study note on Obadiah 1:6</w:t>
       </w:r>
       <w:r>
         <w:rPr>
@@ -1494,17 +1662,21 @@
       </w:r>
     </w:p>
     <w:p>
-      <w:pPr/>
-      <w:r>
-        <w:rPr>
-          <w:lang w:val="en_US" w:bidi="en_US"/>
-        </w:rPr>
-      </w:r>
-      <w:r>
-        <w:rPr>
-          <w:lang w:val="en_US" w:bidi="en_US"/>
-        </w:rPr>
-        <w:t xml:space="preserve">The tribes of Israel were Edom’s relatives (literally </w:t>
+      <w:pPr>
+        <w:pStyle w:val="ListBullet"/>
+        <w:spacing w:line="240" w:lineRule="auto"/>
+        <w:ind w:left="720"/>
+      </w:pPr>
+      <w:r>
+        <w:rPr>
+          <w:lang w:val="en_US" w:bidi="en_US"/>
+        </w:rPr>
+      </w:r>
+      <w:r>
+        <w:rPr>
+          <w:lang w:val="en_US" w:bidi="en_US"/>
+        </w:rPr>
+        <w:t xml:space="preserve">The tribes of Israel were relatives of Edom (literally </w:t>
       </w:r>
       <w:r>
         <w:rPr>
@@ -1517,7 +1689,7 @@
         <w:rPr>
           <w:lang w:val="en_US" w:bidi="en_US"/>
         </w:rPr>
-        <w:t xml:space="preserve"> cp. </w:t>
+        <w:t xml:space="preserve"> compare </w:t>
       </w:r>
       <w:hyperlink r:id="rId51">
         <w:r>
@@ -1528,14 +1700,32 @@
             <w:color w:val="0000EE"/>
             <w:u w:val="single"/>
           </w:rPr>
-          <w:t>Num 20:14</w:t>
+          <w:t>Numbers 20:14</w:t>
         </w:r>
       </w:hyperlink>
       <w:r>
         <w:rPr>
           <w:lang w:val="en_US" w:bidi="en_US"/>
         </w:rPr>
-        <w:t>). • Edom and other local nations had apparently deceived themselves into thinking that rapprochement with Nebuchadnezzar in 586 BC would bring them respite. Their time of judgment would come.</w:t>
+        <w:t xml:space="preserve">). </w:t>
+      </w:r>
+    </w:p>
+    <w:p>
+      <w:pPr>
+        <w:pStyle w:val="ListBullet"/>
+        <w:spacing w:line="240" w:lineRule="auto"/>
+        <w:ind w:left="720"/>
+      </w:pPr>
+      <w:r>
+        <w:rPr>
+          <w:lang w:val="en_US" w:bidi="en_US"/>
+        </w:rPr>
+      </w:r>
+      <w:r>
+        <w:rPr>
+          <w:lang w:val="en_US" w:bidi="en_US"/>
+        </w:rPr>
+        <w:t>Edom and other nearby nations mistakenly believed that making peace with Nebuchadnezzar in 586 BC would give them relief. However, their time of judgment would come.</w:t>
       </w:r>
       <w:r>
         <w:rPr>
@@ -1583,7 +1773,7 @@
         <w:rPr>
           <w:lang w:val="en_US" w:bidi="en_US"/>
         </w:rPr>
-        <w:t xml:space="preserve">All societies are held accountable for sins such as those of Edom (see, e.g., the oracles against Israel’s neighbors in </w:t>
+        <w:t xml:space="preserve">All societies are responsible for wrongdoings, like those of Edom (see, for example, the messages against Israel’s neighbors in </w:t>
       </w:r>
       <w:hyperlink r:id="rId52">
         <w:r>
@@ -1601,7 +1791,7 @@
         <w:rPr>
           <w:lang w:val="en_US" w:bidi="en_US"/>
         </w:rPr>
-        <w:t>). Among the sins that the Edomites committed against Judah were sharing with the Babylonians in plundering the land (</w:t>
+        <w:t>). The Edomites committed sins against Judah by helping the Babylonians loot the land (</w:t>
       </w:r>
       <w:hyperlink r:id="rId53">
         <w:r>
@@ -1612,14 +1802,14 @@
             <w:color w:val="0000EE"/>
             <w:u w:val="single"/>
           </w:rPr>
-          <w:t>Obad 1:13</w:t>
+          <w:t>Obadiah 1:13</w:t>
         </w:r>
       </w:hyperlink>
       <w:r>
         <w:rPr>
           <w:lang w:val="en_US" w:bidi="en_US"/>
         </w:rPr>
-        <w:t>) and either killing or repatriating Judah’s fugitives (</w:t>
+        <w:t>) and either killing or sending back Judah’s escapees (</w:t>
       </w:r>
       <w:hyperlink r:id="rId54">
         <w:r>
@@ -1675,43 +1865,28 @@
       </w:r>
     </w:p>
     <w:p>
-      <w:pPr/>
-      <w:r>
-        <w:rPr>
-          <w:lang w:val="en_US" w:bidi="en_US"/>
-        </w:rPr>
-      </w:r>
-      <w:r>
-        <w:rPr>
-          <w:lang w:val="en_US" w:bidi="en_US"/>
-        </w:rPr>
-        <w:t xml:space="preserve">The day is near when I, the Lord, will judge (literally </w:t>
+      <w:pPr>
+        <w:pStyle w:val="ListBullet"/>
+        <w:spacing w:line="240" w:lineRule="auto"/>
+        <w:ind w:left="720"/>
+      </w:pPr>
+      <w:r>
+        <w:rPr>
+          <w:lang w:val="en_US" w:bidi="en_US"/>
+        </w:rPr>
       </w:r>
       <w:r>
         <w:rPr>
           <w:i/>
           <w:lang w:val="en_US" w:bidi="en_US"/>
         </w:rPr>
-        <w:t>the day of the</w:t>
-      </w:r>
-      <w:r>
-        <w:rPr>
-          <w:lang w:val="en_US" w:bidi="en_US"/>
-        </w:rPr>
-        <w:t xml:space="preserve"> Lord</w:t>
-      </w:r>
-      <w:r>
-        <w:rPr>
-          <w:i/>
-          <w:lang w:val="en_US" w:bidi="en_US"/>
-        </w:rPr>
-        <w:t xml:space="preserve"> is near</w:t>
-      </w:r>
-      <w:r>
-        <w:rPr>
-          <w:lang w:val="en_US" w:bidi="en_US"/>
-        </w:rPr>
-        <w:t xml:space="preserve">): Although the day of the Lord was sometimes a temporal event (e.g., the forthcoming destruction of Edom; Joel’s locust plague, </w:t>
+        <w:t>The Day of the LORD is near</w:t>
+      </w:r>
+      <w:r>
+        <w:rPr>
+          <w:lang w:val="en_US" w:bidi="en_US"/>
+        </w:rPr>
+        <w:t>: The Day of the LORD sometimes referred to a specific event, like the destruction of Edom or Joel’s locust plague (</w:t>
       </w:r>
       <w:hyperlink r:id="rId55">
         <w:r>
@@ -1729,7 +1904,32 @@
         <w:rPr>
           <w:lang w:val="en_US" w:bidi="en_US"/>
         </w:rPr>
-        <w:t>), in its final form that day encompasses God’s final retribution on all godless nations. • As you have done: For those who experience judgment, their evil deeds shape their punishment.</w:t>
+        <w:t xml:space="preserve">). In its final form, it represents God's final judgment on all godless nations. </w:t>
+      </w:r>
+    </w:p>
+    <w:p>
+      <w:pPr>
+        <w:pStyle w:val="ListBullet"/>
+        <w:spacing w:line="240" w:lineRule="auto"/>
+        <w:ind w:left="720"/>
+      </w:pPr>
+      <w:r>
+        <w:rPr>
+          <w:lang w:val="en_US" w:bidi="en_US"/>
+        </w:rPr>
+      </w:r>
+      <w:r>
+        <w:rPr>
+          <w:i/>
+          <w:lang w:val="en_US" w:bidi="en_US"/>
+        </w:rPr>
+        <w:t>As you have done</w:t>
+      </w:r>
+      <w:r>
+        <w:rPr>
+          <w:lang w:val="en_US" w:bidi="en_US"/>
+        </w:rPr>
+        <w:t>: Those who face judgment will find their punishment reflects their evil actions.</w:t>
       </w:r>
       <w:r>
         <w:rPr>
@@ -1790,7 +1990,7 @@
         <w:rPr>
           <w:lang w:val="en_US" w:bidi="en_US"/>
         </w:rPr>
-        <w:t xml:space="preserve">) is that we harvest what we plant. Edom’s treachery, compounded by her pride, would be more than returned when the cup of vengeance came around to her lips. Justice would bring deliverance for Israel and punishment for Edom (see also </w:t>
+        <w:t xml:space="preserve">) means we face the consequences of our actions. Edom's betrayal and pride would lead to her own downfall when vengeance came. Justice would deliver Israel and punish Edom (see also </w:t>
       </w:r>
       <w:hyperlink r:id="rId28">
         <w:r>
@@ -1801,7 +2001,7 @@
             <w:color w:val="0000EE"/>
             <w:u w:val="single"/>
           </w:rPr>
-          <w:t>Jer 49:7–22</w:t>
+          <w:t>Jeremiah 49:7–22</w:t>
         </w:r>
       </w:hyperlink>
       <w:r>
@@ -1819,7 +2019,7 @@
             <w:color w:val="0000EE"/>
             <w:u w:val="single"/>
           </w:rPr>
-          <w:t>Ezek 32:29</w:t>
+          <w:t>Ezekiel 32:29</w:t>
         </w:r>
       </w:hyperlink>
       <w:r>
@@ -1837,7 +2037,7 @@
             <w:color w:val="0000EE"/>
             <w:u w:val="single"/>
           </w:rPr>
-          <w:t>Mal 1:2–5</w:t>
+          <w:t>Malachi 1:2–5</w:t>
         </w:r>
       </w:hyperlink>
       <w:r>
@@ -1882,17 +2082,21 @@
       </w:r>
     </w:p>
     <w:p>
-      <w:pPr/>
-      <w:r>
-        <w:rPr>
-          <w:lang w:val="en_US" w:bidi="en_US"/>
-        </w:rPr>
-      </w:r>
-      <w:r>
-        <w:rPr>
-          <w:lang w:val="en_US" w:bidi="en_US"/>
-        </w:rPr>
-        <w:t xml:space="preserve">Jerusalem would become a refuge for those who escape. A remnant of Judah remained in Jerusalem (see </w:t>
+      <w:pPr>
+        <w:pStyle w:val="ListBullet"/>
+        <w:spacing w:line="240" w:lineRule="auto"/>
+        <w:ind w:left="720"/>
+      </w:pPr>
+      <w:r>
+        <w:rPr>
+          <w:lang w:val="en_US" w:bidi="en_US"/>
+        </w:rPr>
+      </w:r>
+      <w:r>
+        <w:rPr>
+          <w:lang w:val="en_US" w:bidi="en_US"/>
+        </w:rPr>
+        <w:t xml:space="preserve">Jerusalem would become a safe place for those who escape. A small group from Judah stayed in Jerusalem (see </w:t>
       </w:r>
       <w:hyperlink r:id="rId57">
         <w:r>
@@ -1903,14 +2107,39 @@
             <w:color w:val="0000EE"/>
             <w:u w:val="single"/>
           </w:rPr>
-          <w:t>Jer 40:11–12</w:t>
+          <w:t>Jeremiah 40:11–12</w:t>
         </w:r>
       </w:hyperlink>
       <w:r>
         <w:rPr>
           <w:lang w:val="en_US" w:bidi="en_US"/>
         </w:rPr>
-        <w:t>). The Lord’s mountain of refuge sharply contrasts with Edom’s failed cliff fortresses. • their inheritance: The land God gave to Abraham (</w:t>
+        <w:t xml:space="preserve">). The Lord’s mountain of refuge stands in stark contrast to Edom’s failed cliff fortresses. </w:t>
+      </w:r>
+    </w:p>
+    <w:p>
+      <w:pPr>
+        <w:pStyle w:val="ListBullet"/>
+        <w:spacing w:line="240" w:lineRule="auto"/>
+        <w:ind w:left="720"/>
+      </w:pPr>
+      <w:r>
+        <w:rPr>
+          <w:lang w:val="en_US" w:bidi="en_US"/>
+        </w:rPr>
+      </w:r>
+      <w:r>
+        <w:rPr>
+          <w:i/>
+          <w:lang w:val="en_US" w:bidi="en_US"/>
+        </w:rPr>
+        <w:t>their possession</w:t>
+      </w:r>
+      <w:r>
+        <w:rPr>
+          <w:lang w:val="en_US" w:bidi="en_US"/>
+        </w:rPr>
+        <w:t>: The land God gave to Abraham (</w:t>
       </w:r>
       <w:hyperlink r:id="rId58">
         <w:r>
@@ -1921,14 +2150,39 @@
             <w:color w:val="0000EE"/>
             <w:u w:val="single"/>
           </w:rPr>
-          <w:t>Gen 12:1–7</w:t>
+          <w:t>Genesis 12:1–7</w:t>
         </w:r>
       </w:hyperlink>
       <w:r>
         <w:rPr>
           <w:lang w:val="en_US" w:bidi="en_US"/>
         </w:rPr>
-        <w:t>) would be returned to his descendants in perpetuity. • the people of Israel: This promise of a return for the people of Judah but not for the Edomites was picked up by the prophet Malachi (</w:t>
+        <w:t xml:space="preserve">) would be returned to his descendants forever. </w:t>
+      </w:r>
+    </w:p>
+    <w:p>
+      <w:pPr>
+        <w:pStyle w:val="ListBullet"/>
+        <w:spacing w:line="240" w:lineRule="auto"/>
+        <w:ind w:left="720"/>
+      </w:pPr>
+      <w:r>
+        <w:rPr>
+          <w:lang w:val="en_US" w:bidi="en_US"/>
+        </w:rPr>
+      </w:r>
+      <w:r>
+        <w:rPr>
+          <w:i/>
+          <w:lang w:val="en_US" w:bidi="en_US"/>
+        </w:rPr>
+        <w:t>the house of Jacob</w:t>
+      </w:r>
+      <w:r>
+        <w:rPr>
+          <w:lang w:val="en_US" w:bidi="en_US"/>
+        </w:rPr>
+        <w:t>: The prophet Malachi mentioned the promise of return for the people of Judah, but not for the Edomites (</w:t>
       </w:r>
       <w:hyperlink r:id="rId59">
         <w:r>
@@ -1939,7 +2193,7 @@
             <w:color w:val="0000EE"/>
             <w:u w:val="single"/>
           </w:rPr>
-          <w:t>Mal 1:4–5</w:t>
+          <w:t>Malachi 1:4–5</w:t>
         </w:r>
       </w:hyperlink>
       <w:r>
@@ -1994,7 +2248,7 @@
         <w:rPr>
           <w:lang w:val="en_US" w:bidi="en_US"/>
         </w:rPr>
-        <w:t>The principle of retribution is expressed in the vivid image of a raging fire burning Edom to extinction. Edomite cities were burned by Babylonian king Nabonidus in 553 BC.</w:t>
+        <w:t>The idea of retribution is shown through the image of a fierce fire destroying Edom completely. Babylonian King Nabonidus burned Edomite cities in 553 BC.</w:t>
       </w:r>
       <w:r>
         <w:rPr>
@@ -2042,85 +2296,7 @@
         <w:rPr>
           <w:lang w:val="en_US" w:bidi="en_US"/>
         </w:rPr>
-        <w:t>God’s people living in the Negev</w:t>
-      </w:r>
-      <w:r>
-        <w:rPr>
-          <w:i/>
-          <w:lang w:val="en_US" w:bidi="en_US"/>
-        </w:rPr>
-        <w:t>,</w:t>
-      </w:r>
-      <w:r>
-        <w:rPr>
-          <w:lang w:val="en_US" w:bidi="en_US"/>
-        </w:rPr>
-        <w:t xml:space="preserve"> the foothills of Judah</w:t>
-      </w:r>
-      <w:r>
-        <w:rPr>
-          <w:i/>
-          <w:lang w:val="en_US" w:bidi="en_US"/>
-        </w:rPr>
-        <w:t>,</w:t>
-      </w:r>
-      <w:r>
-        <w:rPr>
-          <w:lang w:val="en_US" w:bidi="en_US"/>
-        </w:rPr>
-        <w:t xml:space="preserve"> and Benjamin (three regions of Judah) would possess territories of their neighbors (Edom</w:t>
-      </w:r>
-      <w:r>
-        <w:rPr>
-          <w:i/>
-          <w:lang w:val="en_US" w:bidi="en_US"/>
-        </w:rPr>
-        <w:t>,</w:t>
-      </w:r>
-      <w:r>
-        <w:rPr>
-          <w:lang w:val="en_US" w:bidi="en_US"/>
-        </w:rPr>
-        <w:t xml:space="preserve"> the Philistine plains</w:t>
-      </w:r>
-      <w:r>
-        <w:rPr>
-          <w:i/>
-          <w:lang w:val="en_US" w:bidi="en_US"/>
-        </w:rPr>
-        <w:t>,</w:t>
-      </w:r>
-      <w:r>
-        <w:rPr>
-          <w:lang w:val="en_US" w:bidi="en_US"/>
-        </w:rPr>
-        <w:t xml:space="preserve"> Gilead). Restored Israel would recover Ephraim and Samaria (territory lost in 722–721 BC to Assyria) and expand its borders to those lands promised in the conquest (the Philistine plains</w:t>
-      </w:r>
-      <w:r>
-        <w:rPr>
-          <w:i/>
-          <w:lang w:val="en_US" w:bidi="en_US"/>
-        </w:rPr>
-        <w:t>,</w:t>
-      </w:r>
-      <w:r>
-        <w:rPr>
-          <w:lang w:val="en_US" w:bidi="en_US"/>
-        </w:rPr>
-        <w:t xml:space="preserve"> the land of Gilead</w:t>
-      </w:r>
-      <w:r>
-        <w:rPr>
-          <w:i/>
-          <w:lang w:val="en_US" w:bidi="en_US"/>
-        </w:rPr>
-        <w:t>,</w:t>
-      </w:r>
-      <w:r>
-        <w:rPr>
-          <w:lang w:val="en_US" w:bidi="en_US"/>
-        </w:rPr>
-        <w:t xml:space="preserve"> the Phoenician coast). See also </w:t>
+        <w:t xml:space="preserve">God's people in the Negev, the foothills of Judah, and Benjamin (three regions of Judah) would take over their neighbors' territories (Edom, the Philistine plains, Gilead). Restored Israel would regain Ephraim and Samaria (territory lost from 722 to 721 BC to Assyria) and expand its borders to the lands promised during the conquest (the Philistine plains, the land of Gilead, the Phoenician coast). See also </w:t>
       </w:r>
       <w:hyperlink r:id="rId60">
         <w:r>
@@ -2131,7 +2307,7 @@
             <w:color w:val="0000EE"/>
             <w:u w:val="single"/>
           </w:rPr>
-          <w:t>Ezek 47:13–23</w:t>
+          <w:t>Ezekiel 47:13–23</w:t>
         </w:r>
       </w:hyperlink>
       <w:r>
@@ -2186,7 +2362,7 @@
         <w:rPr>
           <w:lang w:val="en_US" w:bidi="en_US"/>
         </w:rPr>
-        <w:t>History yields to the day when the entire world will belong to the Lord as his kingdom. This message encourages God’s people and warns the nations that forget God.</w:t>
+        <w:t>History moves toward a day when the Lord will rule over the whole world as his kingdom. This message gives hope to God’s people and warns the nations that ignore him.</w:t>
       </w:r>
       <w:r>
         <w:rPr>
@@ -2232,22 +2408,16 @@
       </w:r>
       <w:r>
         <w:rPr>
-          <w:lang w:val="en_US" w:bidi="en_US"/>
-        </w:rPr>
-        <w:t xml:space="preserve">in the north: Hebrew </w:t>
-      </w:r>
-      <w:r>
-        <w:rPr>
           <w:i/>
           <w:lang w:val="en_US" w:bidi="en_US"/>
         </w:rPr>
-        <w:t>in Sepharad,</w:t>
-      </w:r>
-      <w:r>
-        <w:rPr>
-          <w:lang w:val="en_US" w:bidi="en_US"/>
-        </w:rPr>
-        <w:t xml:space="preserve"> probably a colony of Jewish exiles in Asia Minor who would return to the Negev. The scene corresponds with some actual events but looks beyond any single movement of refugees to the end times.</w:t>
+        <w:t>in Sepharad</w:t>
+      </w:r>
+      <w:r>
+        <w:rPr>
+          <w:lang w:val="en_US" w:bidi="en_US"/>
+        </w:rPr>
+        <w:t>: This likely refers to a group of Jewish exiles in Asia Minor. They would return to the Negev. The scene matches some real events but also looks forward to the end times.</w:t>
       </w:r>
       <w:r>
         <w:rPr>
@@ -2293,22 +2463,29 @@
       </w:r>
       <w:r>
         <w:rPr>
-          <w:lang w:val="en_US" w:bidi="en_US"/>
-        </w:rPr>
-        <w:t xml:space="preserve">to Mount Zion: God’s people would ascend his holy mountain to rule over (or </w:t>
-      </w:r>
-      <w:r>
-        <w:rPr>
           <w:i/>
           <w:lang w:val="en_US" w:bidi="en_US"/>
         </w:rPr>
+        <w:t>Mount Zion</w:t>
+      </w:r>
+      <w:r>
+        <w:rPr>
+          <w:lang w:val="en_US" w:bidi="en_US"/>
+        </w:rPr>
+        <w:t xml:space="preserve">: God's people would climb his holy mountain to rule over (or </w:t>
+      </w:r>
+      <w:r>
+        <w:rPr>
+          <w:i/>
+          <w:lang w:val="en_US" w:bidi="en_US"/>
+        </w:rPr>
         <w:t>to judge</w:t>
       </w:r>
       <w:r>
         <w:rPr>
           <w:lang w:val="en_US" w:bidi="en_US"/>
         </w:rPr>
-        <w:t>) the mountains of their ancient foe Edom as a precursor to the coming universal Kingdom.</w:t>
+        <w:t>) the mountains of their ancient enemy Edom. This would be a sign of the coming universal kingdom.</w:t>
       </w:r>
       <w:r>
         <w:rPr>

--- a/eng/docx/31.content.docx
+++ b/eng/docx/31.content.docx
@@ -19,7 +19,7 @@
         <w:rPr>
           <w:lang w:val="en_US" w:bidi="en_US"/>
         </w:rPr>
-        <w:t>Resource: Study Notes (Tyndale)</w:t>
+        <w:t>Resource: Tyndale Open Study Notes</w:t>
       </w:r>
       <w:r>
         <w:rPr>
@@ -112,7 +112,7 @@
         <w:rPr>
           <w:lang w:val="en_US" w:bidi="en_US"/>
         </w:rPr>
-        <w:t>Study Notes (Tyndale)</w:t>
+        <w:t>Tyndale Open Study Notes</w:t>
       </w:r>
     </w:p>
     <w:p>

--- a/eng/docx/31.content.docx
+++ b/eng/docx/31.content.docx
@@ -1886,7 +1886,20 @@
         <w:rPr>
           <w:lang w:val="en_US" w:bidi="en_US"/>
         </w:rPr>
-        <w:t>: The Day of the LORD sometimes referred to a specific event, like the destruction of Edom or Joel’s locust plague (</w:t>
+        <w:t xml:space="preserve">: The phrase </w:t>
+      </w:r>
+      <w:r>
+        <w:rPr>
+          <w:i/>
+          <w:lang w:val="en_US" w:bidi="en_US"/>
+        </w:rPr>
+        <w:t>the day of the Lord</w:t>
+      </w:r>
+      <w:r>
+        <w:rPr>
+          <w:lang w:val="en_US" w:bidi="en_US"/>
+        </w:rPr>
+        <w:t xml:space="preserve"> sometimes referred to a specific event, like the destruction of Edom or Joel’s locust plague (</w:t>
       </w:r>
       <w:hyperlink r:id="rId55">
         <w:r>

--- a/eng/docx/31.content.docx
+++ b/eng/docx/31.content.docx
@@ -19,7 +19,7 @@
         <w:rPr>
           <w:lang w:val="en_US" w:bidi="en_US"/>
         </w:rPr>
-        <w:t>Resource: Tyndale Open Study Notes</w:t>
+        <w:t>Resource: Aquifer Open Study Notes</w:t>
       </w:r>
       <w:r>
         <w:rPr>
@@ -112,7 +112,7 @@
         <w:rPr>
           <w:lang w:val="en_US" w:bidi="en_US"/>
         </w:rPr>
-        <w:t>Tyndale Open Study Notes</w:t>
+        <w:t>Aquifer Open Study Notes</w:t>
       </w:r>
     </w:p>
     <w:p>

--- a/eng/docx/31.content.docx
+++ b/eng/docx/31.content.docx
@@ -250,234 +250,156 @@
         </w:rPr>
         <w:t xml:space="preserve"> introduces a prophetic book (</w:t>
       </w:r>
-      <w:hyperlink r:id="rId13">
-        <w:r>
-          <w:rPr>
-            <w:lang w:val="en_US" w:bidi="en_US"/>
-          </w:rPr>
-          <w:rPr>
-            <w:color w:val="0000EE"/>
-            <w:u w:val="single"/>
-          </w:rPr>
-          <w:t>Isaiah 1:1</w:t>
-        </w:r>
-      </w:hyperlink>
+      <w:r>
+        <w:rPr>
+          <w:lang w:val="en_US" w:bidi="en_US"/>
+        </w:rPr>
+        <w:t>Isaiah 1:1</w:t>
+      </w:r>
       <w:r>
         <w:rPr>
           <w:lang w:val="en_US" w:bidi="en_US"/>
         </w:rPr>
         <w:t xml:space="preserve">; </w:t>
       </w:r>
-      <w:hyperlink r:id="rId14">
-        <w:r>
-          <w:rPr>
-            <w:lang w:val="en_US" w:bidi="en_US"/>
-          </w:rPr>
-          <w:rPr>
-            <w:color w:val="0000EE"/>
-            <w:u w:val="single"/>
-          </w:rPr>
-          <w:t>Nahum 1:1</w:t>
-        </w:r>
-      </w:hyperlink>
+      <w:r>
+        <w:rPr>
+          <w:lang w:val="en_US" w:bidi="en_US"/>
+        </w:rPr>
+        <w:t>Nahum 1:1</w:t>
+      </w:r>
       <w:r>
         <w:rPr>
           <w:lang w:val="en_US" w:bidi="en_US"/>
         </w:rPr>
         <w:t>). It also describes what a prophet saw or sensed as a divine message (</w:t>
       </w:r>
-      <w:hyperlink r:id="rId15">
-        <w:r>
-          <w:rPr>
-            <w:lang w:val="en_US" w:bidi="en_US"/>
-          </w:rPr>
-          <w:rPr>
-            <w:color w:val="0000EE"/>
-            <w:u w:val="single"/>
-          </w:rPr>
-          <w:t>Ezekiel 12:26–27</w:t>
-        </w:r>
-      </w:hyperlink>
+      <w:r>
+        <w:rPr>
+          <w:lang w:val="en_US" w:bidi="en_US"/>
+        </w:rPr>
+        <w:t>Ezekiel 12:26–27</w:t>
+      </w:r>
       <w:r>
         <w:rPr>
           <w:lang w:val="en_US" w:bidi="en_US"/>
         </w:rPr>
         <w:t xml:space="preserve">; </w:t>
       </w:r>
-      <w:hyperlink r:id="rId16">
-        <w:r>
-          <w:rPr>
-            <w:lang w:val="en_US" w:bidi="en_US"/>
-          </w:rPr>
-          <w:rPr>
-            <w:color w:val="0000EE"/>
-            <w:u w:val="single"/>
-          </w:rPr>
-          <w:t>Daniel 8:1</w:t>
-        </w:r>
-      </w:hyperlink>
+      <w:r>
+        <w:rPr>
+          <w:lang w:val="en_US" w:bidi="en_US"/>
+        </w:rPr>
+        <w:t>Daniel 8:1</w:t>
+      </w:r>
       <w:r>
         <w:rPr>
           <w:lang w:val="en_US" w:bidi="en_US"/>
         </w:rPr>
         <w:t>). A vision not from the Lord was false (</w:t>
       </w:r>
-      <w:hyperlink r:id="rId17">
-        <w:r>
-          <w:rPr>
-            <w:lang w:val="en_US" w:bidi="en_US"/>
-          </w:rPr>
-          <w:rPr>
-            <w:color w:val="0000EE"/>
-            <w:u w:val="single"/>
-          </w:rPr>
-          <w:t>Jeremiah 14:14</w:t>
-        </w:r>
-      </w:hyperlink>
+      <w:r>
+        <w:rPr>
+          <w:lang w:val="en_US" w:bidi="en_US"/>
+        </w:rPr>
+        <w:t>Jeremiah 14:14</w:t>
+      </w:r>
       <w:r>
         <w:rPr>
           <w:lang w:val="en_US" w:bidi="en_US"/>
         </w:rPr>
         <w:t xml:space="preserve">; </w:t>
       </w:r>
-      <w:hyperlink r:id="rId18">
-        <w:r>
-          <w:rPr>
-            <w:lang w:val="en_US" w:bidi="en_US"/>
-          </w:rPr>
-          <w:rPr>
-            <w:color w:val="0000EE"/>
-            <w:u w:val="single"/>
-          </w:rPr>
-          <w:t>23:16</w:t>
-        </w:r>
-      </w:hyperlink>
+      <w:r>
+        <w:rPr>
+          <w:lang w:val="en_US" w:bidi="en_US"/>
+        </w:rPr>
+        <w:t>23:16</w:t>
+      </w:r>
       <w:r>
         <w:rPr>
           <w:lang w:val="en_US" w:bidi="en_US"/>
         </w:rPr>
         <w:t>), proven by its failure to happen (</w:t>
       </w:r>
-      <w:hyperlink r:id="rId19">
-        <w:r>
-          <w:rPr>
-            <w:lang w:val="en_US" w:bidi="en_US"/>
-          </w:rPr>
-          <w:rPr>
-            <w:color w:val="0000EE"/>
-            <w:u w:val="single"/>
-          </w:rPr>
-          <w:t>Ezekiel 12:22–24</w:t>
-        </w:r>
-      </w:hyperlink>
+      <w:r>
+        <w:rPr>
+          <w:lang w:val="en_US" w:bidi="en_US"/>
+        </w:rPr>
+        <w:t>Ezekiel 12:22–24</w:t>
+      </w:r>
       <w:r>
         <w:rPr>
           <w:lang w:val="en_US" w:bidi="en_US"/>
         </w:rPr>
         <w:t>). In contrast, true visions of events, whether near or far, do happen (</w:t>
       </w:r>
-      <w:hyperlink r:id="rId20">
-        <w:r>
-          <w:rPr>
-            <w:lang w:val="en_US" w:bidi="en_US"/>
-          </w:rPr>
-          <w:rPr>
-            <w:color w:val="0000EE"/>
-            <w:u w:val="single"/>
-          </w:rPr>
-          <w:t>Ezekiel 12:25</w:t>
-        </w:r>
-      </w:hyperlink>
+      <w:r>
+        <w:rPr>
+          <w:lang w:val="en_US" w:bidi="en_US"/>
+        </w:rPr>
+        <w:t>Ezekiel 12:25</w:t>
+      </w:r>
       <w:r>
         <w:rPr>
           <w:lang w:val="en_US" w:bidi="en_US"/>
         </w:rPr>
         <w:t xml:space="preserve">; </w:t>
       </w:r>
-      <w:hyperlink r:id="rId21">
-        <w:r>
-          <w:rPr>
-            <w:lang w:val="en_US" w:bidi="en_US"/>
-          </w:rPr>
-          <w:rPr>
-            <w:color w:val="0000EE"/>
-            <w:u w:val="single"/>
-          </w:rPr>
-          <w:t>Habakkuk 2:3</w:t>
-        </w:r>
-      </w:hyperlink>
+      <w:r>
+        <w:rPr>
+          <w:lang w:val="en_US" w:bidi="en_US"/>
+        </w:rPr>
+        <w:t>Habakkuk 2:3</w:t>
+      </w:r>
       <w:r>
         <w:rPr>
           <w:lang w:val="en_US" w:bidi="en_US"/>
         </w:rPr>
         <w:t xml:space="preserve">). Prophetic visions appeared in different forms, like dreams or extrasensory experiences (for example, </w:t>
       </w:r>
-      <w:hyperlink r:id="rId22">
-        <w:r>
-          <w:rPr>
-            <w:lang w:val="en_US" w:bidi="en_US"/>
-          </w:rPr>
-          <w:rPr>
-            <w:color w:val="0000EE"/>
-            <w:u w:val="single"/>
-          </w:rPr>
-          <w:t>Daniel 8:2</w:t>
-        </w:r>
-      </w:hyperlink>
+      <w:r>
+        <w:rPr>
+          <w:lang w:val="en_US" w:bidi="en_US"/>
+        </w:rPr>
+        <w:t>Daniel 8:2</w:t>
+      </w:r>
       <w:r>
         <w:rPr>
           <w:lang w:val="en_US" w:bidi="en_US"/>
         </w:rPr>
         <w:t>). The lack of visions shows divine abandonment (</w:t>
       </w:r>
-      <w:hyperlink r:id="rId23">
-        <w:r>
-          <w:rPr>
-            <w:lang w:val="en_US" w:bidi="en_US"/>
-          </w:rPr>
-          <w:rPr>
-            <w:color w:val="0000EE"/>
-            <w:u w:val="single"/>
-          </w:rPr>
-          <w:t>Lamentations 2:9</w:t>
-        </w:r>
-      </w:hyperlink>
+      <w:r>
+        <w:rPr>
+          <w:lang w:val="en_US" w:bidi="en_US"/>
+        </w:rPr>
+        <w:t>Lamentations 2:9</w:t>
+      </w:r>
       <w:r>
         <w:rPr>
           <w:lang w:val="en_US" w:bidi="en_US"/>
         </w:rPr>
         <w:t xml:space="preserve">; </w:t>
       </w:r>
-      <w:hyperlink r:id="rId24">
-        <w:r>
-          <w:rPr>
-            <w:lang w:val="en_US" w:bidi="en_US"/>
-          </w:rPr>
-          <w:rPr>
-            <w:color w:val="0000EE"/>
-            <w:u w:val="single"/>
-          </w:rPr>
-          <w:t>Ezekiel 7:26</w:t>
-        </w:r>
-      </w:hyperlink>
+      <w:r>
+        <w:rPr>
+          <w:lang w:val="en_US" w:bidi="en_US"/>
+        </w:rPr>
+        <w:t>Ezekiel 7:26</w:t>
+      </w:r>
       <w:r>
         <w:rPr>
           <w:lang w:val="en_US" w:bidi="en_US"/>
         </w:rPr>
         <w:t xml:space="preserve">; </w:t>
       </w:r>
-      <w:hyperlink r:id="rId25">
-        <w:r>
-          <w:rPr>
-            <w:lang w:val="en_US" w:bidi="en_US"/>
-          </w:rPr>
-          <w:rPr>
-            <w:color w:val="0000EE"/>
-            <w:u w:val="single"/>
-          </w:rPr>
-          <w:t>Micah 3:6</w:t>
-        </w:r>
-      </w:hyperlink>
+      <w:r>
+        <w:rPr>
+          <w:lang w:val="en_US" w:bidi="en_US"/>
+        </w:rPr>
+        <w:t>Micah 3:6</w:t>
+      </w:r>
       <w:r>
         <w:rPr>
           <w:lang w:val="en_US" w:bidi="en_US"/>
@@ -552,18 +474,12 @@
         </w:rPr>
         <w:t>: This is a willing group, but ironically, they will later be punished for their own evil actions (</w:t>
       </w:r>
-      <w:hyperlink r:id="rId26">
-        <w:r>
-          <w:rPr>
-            <w:lang w:val="en_US" w:bidi="en_US"/>
-          </w:rPr>
-          <w:rPr>
-            <w:color w:val="0000EE"/>
-            <w:u w:val="single"/>
-          </w:rPr>
-          <w:t>Obadiah 1:15–16</w:t>
-        </w:r>
-      </w:hyperlink>
+      <w:r>
+        <w:rPr>
+          <w:lang w:val="en_US" w:bidi="en_US"/>
+        </w:rPr>
+        <w:t>Obadiah 1:15–16</w:t>
+      </w:r>
       <w:r>
         <w:rPr>
           <w:lang w:val="en_US" w:bidi="en_US"/>
@@ -629,126 +545,84 @@
         </w:rPr>
         <w:t>: Several messages of judgment describe Edom’s specific sins against Israel (</w:t>
       </w:r>
-      <w:hyperlink r:id="rId27">
-        <w:r>
-          <w:rPr>
-            <w:lang w:val="en_US" w:bidi="en_US"/>
-          </w:rPr>
-          <w:rPr>
-            <w:color w:val="0000EE"/>
-            <w:u w:val="single"/>
-          </w:rPr>
-          <w:t>Obadiah 1:10–14</w:t>
-        </w:r>
-      </w:hyperlink>
+      <w:r>
+        <w:rPr>
+          <w:lang w:val="en_US" w:bidi="en_US"/>
+        </w:rPr>
+        <w:t>Obadiah 1:10–14</w:t>
+      </w:r>
       <w:r>
         <w:rPr>
           <w:lang w:val="en_US" w:bidi="en_US"/>
         </w:rPr>
         <w:t xml:space="preserve">; </w:t>
       </w:r>
-      <w:hyperlink r:id="rId28">
-        <w:r>
-          <w:rPr>
-            <w:lang w:val="en_US" w:bidi="en_US"/>
-          </w:rPr>
-          <w:rPr>
-            <w:color w:val="0000EE"/>
-            <w:u w:val="single"/>
-          </w:rPr>
-          <w:t>Jeremiah 49:7–22</w:t>
-        </w:r>
-      </w:hyperlink>
+      <w:r>
+        <w:rPr>
+          <w:lang w:val="en_US" w:bidi="en_US"/>
+        </w:rPr>
+        <w:t>Jeremiah 49:7–22</w:t>
+      </w:r>
       <w:r>
         <w:rPr>
           <w:lang w:val="en_US" w:bidi="en_US"/>
         </w:rPr>
         <w:t xml:space="preserve">; </w:t>
       </w:r>
-      <w:hyperlink r:id="rId29">
-        <w:r>
-          <w:rPr>
-            <w:lang w:val="en_US" w:bidi="en_US"/>
-          </w:rPr>
-          <w:rPr>
-            <w:color w:val="0000EE"/>
-            <w:u w:val="single"/>
-          </w:rPr>
-          <w:t>Ezekiel 25:12–14</w:t>
-        </w:r>
-      </w:hyperlink>
+      <w:r>
+        <w:rPr>
+          <w:lang w:val="en_US" w:bidi="en_US"/>
+        </w:rPr>
+        <w:t>Ezekiel 25:12–14</w:t>
+      </w:r>
       <w:r>
         <w:rPr>
           <w:lang w:val="en_US" w:bidi="en_US"/>
         </w:rPr>
         <w:t xml:space="preserve">; </w:t>
       </w:r>
-      <w:hyperlink r:id="rId30">
-        <w:r>
-          <w:rPr>
-            <w:lang w:val="en_US" w:bidi="en_US"/>
-          </w:rPr>
-          <w:rPr>
-            <w:color w:val="0000EE"/>
-            <w:u w:val="single"/>
-          </w:rPr>
-          <w:t>36:5</w:t>
-        </w:r>
-      </w:hyperlink>
+      <w:r>
+        <w:rPr>
+          <w:lang w:val="en_US" w:bidi="en_US"/>
+        </w:rPr>
+        <w:t>36:5</w:t>
+      </w:r>
       <w:r>
         <w:rPr>
           <w:lang w:val="en_US" w:bidi="en_US"/>
         </w:rPr>
         <w:t>). Edom often appears among the nations that opposed Israel and the Lord (</w:t>
       </w:r>
-      <w:hyperlink r:id="rId31">
-        <w:r>
-          <w:rPr>
-            <w:lang w:val="en_US" w:bidi="en_US"/>
-          </w:rPr>
-          <w:rPr>
-            <w:color w:val="0000EE"/>
-            <w:u w:val="single"/>
-          </w:rPr>
-          <w:t>Isaiah 34</w:t>
-        </w:r>
-      </w:hyperlink>
+      <w:r>
+        <w:rPr>
+          <w:lang w:val="en_US" w:bidi="en_US"/>
+        </w:rPr>
+        <w:t>Isaiah 34</w:t>
+      </w:r>
       <w:r>
         <w:rPr>
           <w:lang w:val="en_US" w:bidi="en_US"/>
         </w:rPr>
         <w:t xml:space="preserve">; </w:t>
       </w:r>
-      <w:hyperlink r:id="rId32">
-        <w:r>
-          <w:rPr>
-            <w:lang w:val="en_US" w:bidi="en_US"/>
-          </w:rPr>
-          <w:rPr>
-            <w:color w:val="0000EE"/>
-            <w:u w:val="single"/>
-          </w:rPr>
-          <w:t>Ezekiel 35–36</w:t>
-        </w:r>
-      </w:hyperlink>
+      <w:r>
+        <w:rPr>
+          <w:lang w:val="en_US" w:bidi="en_US"/>
+        </w:rPr>
+        <w:t>Ezekiel 35–36</w:t>
+      </w:r>
       <w:r>
         <w:rPr>
           <w:lang w:val="en_US" w:bidi="en_US"/>
         </w:rPr>
         <w:t xml:space="preserve">; </w:t>
       </w:r>
-      <w:hyperlink r:id="rId33">
-        <w:r>
-          <w:rPr>
-            <w:lang w:val="en_US" w:bidi="en_US"/>
-          </w:rPr>
-          <w:rPr>
-            <w:color w:val="0000EE"/>
-            <w:u w:val="single"/>
-          </w:rPr>
-          <w:t>Amos 9:1–15</w:t>
-        </w:r>
-      </w:hyperlink>
+      <w:r>
+        <w:rPr>
+          <w:lang w:val="en_US" w:bidi="en_US"/>
+        </w:rPr>
+        <w:t>Amos 9:1–15</w:t>
+      </w:r>
       <w:r>
         <w:rPr>
           <w:lang w:val="en_US" w:bidi="en_US"/>
@@ -780,54 +654,36 @@
         </w:rPr>
         <w:t>: Edom’s rocky landscape reflected the pride of its people. Just as their land was high and difficult to reach, the people of Edom thought they were secure and above others. The height of the mountain fortress that provided their security only highlights the height from which Edom would fall. Edomite princes were among the arrogant rulers of the nations (</w:t>
       </w:r>
-      <w:hyperlink r:id="rId34">
-        <w:r>
-          <w:rPr>
-            <w:lang w:val="en_US" w:bidi="en_US"/>
-          </w:rPr>
-          <w:rPr>
-            <w:color w:val="0000EE"/>
-            <w:u w:val="single"/>
-          </w:rPr>
-          <w:t>Ezekiel 32:29</w:t>
-        </w:r>
-      </w:hyperlink>
+      <w:r>
+        <w:rPr>
+          <w:lang w:val="en_US" w:bidi="en_US"/>
+        </w:rPr>
+        <w:t>Ezekiel 32:29</w:t>
+      </w:r>
       <w:r>
         <w:rPr>
           <w:lang w:val="en_US" w:bidi="en_US"/>
         </w:rPr>
         <w:t xml:space="preserve">; compare </w:t>
       </w:r>
-      <w:hyperlink r:id="rId35">
-        <w:r>
-          <w:rPr>
-            <w:lang w:val="en_US" w:bidi="en_US"/>
-          </w:rPr>
-          <w:rPr>
-            <w:color w:val="0000EE"/>
-            <w:u w:val="single"/>
-          </w:rPr>
-          <w:t>Genesis 36</w:t>
-        </w:r>
-      </w:hyperlink>
+      <w:r>
+        <w:rPr>
+          <w:lang w:val="en_US" w:bidi="en_US"/>
+        </w:rPr>
+        <w:t>Genesis 36</w:t>
+      </w:r>
       <w:r>
         <w:rPr>
           <w:lang w:val="en_US" w:bidi="en_US"/>
         </w:rPr>
         <w:t xml:space="preserve">; </w:t>
       </w:r>
-      <w:hyperlink r:id="rId36">
-        <w:r>
-          <w:rPr>
-            <w:lang w:val="en_US" w:bidi="en_US"/>
-          </w:rPr>
-          <w:rPr>
-            <w:color w:val="0000EE"/>
-            <w:u w:val="single"/>
-          </w:rPr>
-          <w:t>1 Chronicles 1:43–54</w:t>
-        </w:r>
-      </w:hyperlink>
+      <w:r>
+        <w:rPr>
+          <w:lang w:val="en_US" w:bidi="en_US"/>
+        </w:rPr>
+        <w:t>1 Chronicles 1:43–54</w:t>
+      </w:r>
       <w:r>
         <w:rPr>
           <w:lang w:val="en_US" w:bidi="en_US"/>
@@ -882,54 +738,36 @@
         </w:rPr>
         <w:t>Edom's destroyers would take everything, unlike thieves and harvesters. Thieves would leave anything that might slow their escape. Harvesters would always leave some leftovers for the poor (</w:t>
       </w:r>
-      <w:hyperlink r:id="rId37">
-        <w:r>
-          <w:rPr>
-            <w:lang w:val="en_US" w:bidi="en_US"/>
-          </w:rPr>
-          <w:rPr>
-            <w:color w:val="0000EE"/>
-            <w:u w:val="single"/>
-          </w:rPr>
-          <w:t>Deuteronomy 24:19</w:t>
-        </w:r>
-      </w:hyperlink>
+      <w:r>
+        <w:rPr>
+          <w:lang w:val="en_US" w:bidi="en_US"/>
+        </w:rPr>
+        <w:t>Deuteronomy 24:19</w:t>
+      </w:r>
       <w:r>
         <w:rPr>
           <w:lang w:val="en_US" w:bidi="en_US"/>
         </w:rPr>
         <w:t xml:space="preserve">; compare </w:t>
       </w:r>
-      <w:hyperlink r:id="rId38">
-        <w:r>
-          <w:rPr>
-            <w:lang w:val="en_US" w:bidi="en_US"/>
-          </w:rPr>
-          <w:rPr>
-            <w:color w:val="0000EE"/>
-            <w:u w:val="single"/>
-          </w:rPr>
-          <w:t>Ruth 2</w:t>
-        </w:r>
-      </w:hyperlink>
+      <w:r>
+        <w:rPr>
+          <w:lang w:val="en_US" w:bidi="en_US"/>
+        </w:rPr>
+        <w:t>Ruth 2</w:t>
+      </w:r>
       <w:r>
         <w:rPr>
           <w:lang w:val="en_US" w:bidi="en_US"/>
         </w:rPr>
         <w:t xml:space="preserve">; </w:t>
       </w:r>
-      <w:hyperlink r:id="rId39">
-        <w:r>
-          <w:rPr>
-            <w:lang w:val="en_US" w:bidi="en_US"/>
-          </w:rPr>
-          <w:rPr>
-            <w:color w:val="0000EE"/>
-            <w:u w:val="single"/>
-          </w:rPr>
-          <w:t>Matthew 12:1</w:t>
-        </w:r>
-      </w:hyperlink>
+      <w:r>
+        <w:rPr>
+          <w:lang w:val="en_US" w:bidi="en_US"/>
+        </w:rPr>
+        <w:t>Matthew 12:1</w:t>
+      </w:r>
       <w:r>
         <w:rPr>
           <w:lang w:val="en_US" w:bidi="en_US"/>
@@ -984,18 +822,12 @@
         </w:rPr>
         <w:t xml:space="preserve">The Babylonians destroyed Jerusalem completely. Edom shared in the loot, so they deserved the same punishment (see </w:t>
       </w:r>
-      <w:hyperlink r:id="rId40">
-        <w:r>
-          <w:rPr>
-            <w:lang w:val="en_US" w:bidi="en_US"/>
-          </w:rPr>
-          <w:rPr>
-            <w:color w:val="0000EE"/>
-            <w:u w:val="single"/>
-          </w:rPr>
-          <w:t>Obadiah 1:15–18</w:t>
-        </w:r>
-      </w:hyperlink>
+      <w:r>
+        <w:rPr>
+          <w:lang w:val="en_US" w:bidi="en_US"/>
+        </w:rPr>
+        <w:t>Obadiah 1:15–18</w:t>
+      </w:r>
       <w:r>
         <w:rPr>
           <w:lang w:val="en_US" w:bidi="en_US"/>
@@ -1057,18 +889,12 @@
         </w:rPr>
         <w:t>: The Hebrew text uses the name of Esau, who was Jacob’s brother. This shows Edom broke a brotherly relationship (</w:t>
       </w:r>
-      <w:hyperlink r:id="rId27">
-        <w:r>
-          <w:rPr>
-            <w:lang w:val="en_US" w:bidi="en_US"/>
-          </w:rPr>
-          <w:rPr>
-            <w:color w:val="0000EE"/>
-            <w:u w:val="single"/>
-          </w:rPr>
-          <w:t>Obadiah 1:10–14</w:t>
-        </w:r>
-      </w:hyperlink>
+      <w:r>
+        <w:rPr>
+          <w:lang w:val="en_US" w:bidi="en_US"/>
+        </w:rPr>
+        <w:t>Obadiah 1:10–14</w:t>
+      </w:r>
       <w:r>
         <w:rPr>
           <w:lang w:val="en_US" w:bidi="en_US"/>
@@ -1257,36 +1083,24 @@
         </w:rPr>
         <w:t xml:space="preserve">, meaning “day,” appears 12 times in </w:t>
       </w:r>
-      <w:hyperlink r:id="rId41">
-        <w:r>
-          <w:rPr>
-            <w:lang w:val="en_US" w:bidi="en_US"/>
-          </w:rPr>
-          <w:rPr>
-            <w:color w:val="0000EE"/>
-            <w:u w:val="single"/>
-          </w:rPr>
-          <w:t>Obadiah 1:8–15</w:t>
-        </w:r>
-      </w:hyperlink>
+      <w:r>
+        <w:rPr>
+          <w:lang w:val="en_US" w:bidi="en_US"/>
+        </w:rPr>
+        <w:t>Obadiah 1:8–15</w:t>
+      </w:r>
       <w:r>
         <w:rPr>
           <w:lang w:val="en_US" w:bidi="en_US"/>
         </w:rPr>
         <w:t xml:space="preserve">. It is often translated as “when” or “at that time.” The time mentioned in </w:t>
       </w:r>
-      <w:hyperlink r:id="rId42">
-        <w:r>
-          <w:rPr>
-            <w:lang w:val="en_US" w:bidi="en_US"/>
-          </w:rPr>
-          <w:rPr>
-            <w:color w:val="0000EE"/>
-            <w:u w:val="single"/>
-          </w:rPr>
-          <w:t>Obadiah 1:8</w:t>
-        </w:r>
-      </w:hyperlink>
+      <w:r>
+        <w:rPr>
+          <w:lang w:val="en_US" w:bidi="en_US"/>
+        </w:rPr>
+        <w:t>Obadiah 1:8</w:t>
+      </w:r>
       <w:r>
         <w:rPr>
           <w:lang w:val="en_US" w:bidi="en_US"/>
@@ -1318,18 +1132,12 @@
         </w:rPr>
         <w:t xml:space="preserve">: Edom was proud of its wisdom tradition (see </w:t>
       </w:r>
-      <w:hyperlink r:id="rId43">
-        <w:r>
-          <w:rPr>
-            <w:lang w:val="en_US" w:bidi="en_US"/>
-          </w:rPr>
-          <w:rPr>
-            <w:color w:val="0000EE"/>
-            <w:u w:val="single"/>
-          </w:rPr>
-          <w:t>Jeremiah 49:7</w:t>
-        </w:r>
-      </w:hyperlink>
+      <w:r>
+        <w:rPr>
+          <w:lang w:val="en_US" w:bidi="en_US"/>
+        </w:rPr>
+        <w:t>Jeremiah 49:7</w:t>
+      </w:r>
       <w:r>
         <w:rPr>
           <w:lang w:val="en_US" w:bidi="en_US"/>
@@ -1391,108 +1199,72 @@
         </w:rPr>
         <w:t xml:space="preserve">: The reason for Esau’s condemnation is explained in </w:t>
       </w:r>
-      <w:hyperlink r:id="rId44">
-        <w:r>
-          <w:rPr>
-            <w:lang w:val="en_US" w:bidi="en_US"/>
-          </w:rPr>
-          <w:rPr>
-            <w:color w:val="0000EE"/>
-            <w:u w:val="single"/>
-          </w:rPr>
-          <w:t>Obadiah 1:10</w:t>
-        </w:r>
-      </w:hyperlink>
+      <w:r>
+        <w:rPr>
+          <w:lang w:val="en_US" w:bidi="en_US"/>
+        </w:rPr>
+        <w:t>Obadiah 1:10</w:t>
+      </w:r>
       <w:r>
         <w:rPr>
           <w:lang w:val="en_US" w:bidi="en_US"/>
         </w:rPr>
         <w:t xml:space="preserve"> (see also </w:t>
       </w:r>
-      <w:hyperlink r:id="rId31">
-        <w:r>
-          <w:rPr>
-            <w:lang w:val="en_US" w:bidi="en_US"/>
-          </w:rPr>
-          <w:rPr>
-            <w:color w:val="0000EE"/>
-            <w:u w:val="single"/>
-          </w:rPr>
-          <w:t>Isaiah 34</w:t>
-        </w:r>
-      </w:hyperlink>
+      <w:r>
+        <w:rPr>
+          <w:lang w:val="en_US" w:bidi="en_US"/>
+        </w:rPr>
+        <w:t>Isaiah 34</w:t>
+      </w:r>
       <w:r>
         <w:rPr>
           <w:lang w:val="en_US" w:bidi="en_US"/>
         </w:rPr>
         <w:t xml:space="preserve">; </w:t>
       </w:r>
-      <w:hyperlink r:id="rId28">
-        <w:r>
-          <w:rPr>
-            <w:lang w:val="en_US" w:bidi="en_US"/>
-          </w:rPr>
-          <w:rPr>
-            <w:color w:val="0000EE"/>
-            <w:u w:val="single"/>
-          </w:rPr>
-          <w:t>Jeremiah 49:7–22</w:t>
-        </w:r>
-      </w:hyperlink>
+      <w:r>
+        <w:rPr>
+          <w:lang w:val="en_US" w:bidi="en_US"/>
+        </w:rPr>
+        <w:t>Jeremiah 49:7–22</w:t>
+      </w:r>
       <w:r>
         <w:rPr>
           <w:lang w:val="en_US" w:bidi="en_US"/>
         </w:rPr>
         <w:t xml:space="preserve">; </w:t>
       </w:r>
-      <w:hyperlink r:id="rId45">
-        <w:r>
-          <w:rPr>
-            <w:lang w:val="en_US" w:bidi="en_US"/>
-          </w:rPr>
-          <w:rPr>
-            <w:color w:val="0000EE"/>
-            <w:u w:val="single"/>
-          </w:rPr>
-          <w:t>Joel 3:19</w:t>
-        </w:r>
-      </w:hyperlink>
+      <w:r>
+        <w:rPr>
+          <w:lang w:val="en_US" w:bidi="en_US"/>
+        </w:rPr>
+        <w:t>Joel 3:19</w:t>
+      </w:r>
       <w:r>
         <w:rPr>
           <w:lang w:val="en_US" w:bidi="en_US"/>
         </w:rPr>
         <w:t xml:space="preserve">; </w:t>
       </w:r>
-      <w:hyperlink r:id="rId46">
-        <w:r>
-          <w:rPr>
-            <w:lang w:val="en_US" w:bidi="en_US"/>
-          </w:rPr>
-          <w:rPr>
-            <w:color w:val="0000EE"/>
-            <w:u w:val="single"/>
-          </w:rPr>
-          <w:t>Amos 1:11–12</w:t>
-        </w:r>
-      </w:hyperlink>
+      <w:r>
+        <w:rPr>
+          <w:lang w:val="en_US" w:bidi="en_US"/>
+        </w:rPr>
+        <w:t>Amos 1:11–12</w:t>
+      </w:r>
       <w:r>
         <w:rPr>
           <w:lang w:val="en_US" w:bidi="en_US"/>
         </w:rPr>
         <w:t xml:space="preserve">) and expanded in </w:t>
       </w:r>
-      <w:hyperlink r:id="rId47">
-        <w:r>
-          <w:rPr>
-            <w:lang w:val="en_US" w:bidi="en_US"/>
-          </w:rPr>
-          <w:rPr>
-            <w:color w:val="0000EE"/>
-            <w:u w:val="single"/>
-          </w:rPr>
-          <w:t>Obadiah 1:11–14</w:t>
-        </w:r>
-      </w:hyperlink>
+      <w:r>
+        <w:rPr>
+          <w:lang w:val="en_US" w:bidi="en_US"/>
+        </w:rPr>
+        <w:t>Obadiah 1:11–14</w:t>
+      </w:r>
       <w:r>
         <w:rPr>
           <w:lang w:val="en_US" w:bidi="en_US"/>
@@ -1547,36 +1319,24 @@
         </w:rPr>
         <w:t xml:space="preserve">Outside of this book, we know little about Edom's role during the Babylonian invasions of Judah in 605, 597, and 586 BC. God's law requires responsibility toward one's neighbor (for example, </w:t>
       </w:r>
-      <w:hyperlink r:id="rId48">
-        <w:r>
-          <w:rPr>
-            <w:lang w:val="en_US" w:bidi="en_US"/>
-          </w:rPr>
-          <w:rPr>
-            <w:color w:val="0000EE"/>
-            <w:u w:val="single"/>
-          </w:rPr>
-          <w:t>Deuteronomy 22:1–4</w:t>
-        </w:r>
-      </w:hyperlink>
+      <w:r>
+        <w:rPr>
+          <w:lang w:val="en_US" w:bidi="en_US"/>
+        </w:rPr>
+        <w:t>Deuteronomy 22:1–4</w:t>
+      </w:r>
       <w:r>
         <w:rPr>
           <w:lang w:val="en_US" w:bidi="en_US"/>
         </w:rPr>
         <w:t xml:space="preserve">; compare </w:t>
       </w:r>
-      <w:hyperlink r:id="rId49">
-        <w:r>
-          <w:rPr>
-            <w:lang w:val="en_US" w:bidi="en_US"/>
-          </w:rPr>
-          <w:rPr>
-            <w:color w:val="0000EE"/>
-            <w:u w:val="single"/>
-          </w:rPr>
-          <w:t>Matthew 25:41–46</w:t>
-        </w:r>
-      </w:hyperlink>
+      <w:r>
+        <w:rPr>
+          <w:lang w:val="en_US" w:bidi="en_US"/>
+        </w:rPr>
+        <w:t>Matthew 25:41–46</w:t>
+      </w:r>
       <w:r>
         <w:rPr>
           <w:lang w:val="en_US" w:bidi="en_US"/>
@@ -1596,18 +1356,12 @@
         </w:rPr>
         <w:t xml:space="preserve"> (</w:t>
       </w:r>
-      <w:hyperlink r:id="rId50">
-        <w:r>
-          <w:rPr>
-            <w:lang w:val="en_US" w:bidi="en_US"/>
-          </w:rPr>
-          <w:rPr>
-            <w:color w:val="0000EE"/>
-            <w:u w:val="single"/>
-          </w:rPr>
-          <w:t>Amos 1:9</w:t>
-        </w:r>
-      </w:hyperlink>
+      <w:r>
+        <w:rPr>
+          <w:lang w:val="en_US" w:bidi="en_US"/>
+        </w:rPr>
+        <w:t>Amos 1:9</w:t>
+      </w:r>
       <w:r>
         <w:rPr>
           <w:lang w:val="en_US" w:bidi="en_US"/>
@@ -1691,18 +1445,12 @@
         </w:rPr>
         <w:t xml:space="preserve"> compare </w:t>
       </w:r>
-      <w:hyperlink r:id="rId51">
-        <w:r>
-          <w:rPr>
-            <w:lang w:val="en_US" w:bidi="en_US"/>
-          </w:rPr>
-          <w:rPr>
-            <w:color w:val="0000EE"/>
-            <w:u w:val="single"/>
-          </w:rPr>
-          <w:t>Numbers 20:14</w:t>
-        </w:r>
-      </w:hyperlink>
+      <w:r>
+        <w:rPr>
+          <w:lang w:val="en_US" w:bidi="en_US"/>
+        </w:rPr>
+        <w:t>Numbers 20:14</w:t>
+      </w:r>
       <w:r>
         <w:rPr>
           <w:lang w:val="en_US" w:bidi="en_US"/>
@@ -1775,54 +1523,36 @@
         </w:rPr>
         <w:t xml:space="preserve">All societies are responsible for wrongdoings, like those of Edom (see, for example, the messages against Israel’s neighbors in </w:t>
       </w:r>
-      <w:hyperlink r:id="rId52">
-        <w:r>
-          <w:rPr>
-            <w:lang w:val="en_US" w:bidi="en_US"/>
-          </w:rPr>
-          <w:rPr>
-            <w:color w:val="0000EE"/>
-            <w:u w:val="single"/>
-          </w:rPr>
-          <w:t>Amos 1:3–2:3</w:t>
-        </w:r>
-      </w:hyperlink>
+      <w:r>
+        <w:rPr>
+          <w:lang w:val="en_US" w:bidi="en_US"/>
+        </w:rPr>
+        <w:t>Amos 1:3–2:3</w:t>
+      </w:r>
       <w:r>
         <w:rPr>
           <w:lang w:val="en_US" w:bidi="en_US"/>
         </w:rPr>
         <w:t>). The Edomites committed sins against Judah by helping the Babylonians loot the land (</w:t>
       </w:r>
-      <w:hyperlink r:id="rId53">
-        <w:r>
-          <w:rPr>
-            <w:lang w:val="en_US" w:bidi="en_US"/>
-          </w:rPr>
-          <w:rPr>
-            <w:color w:val="0000EE"/>
-            <w:u w:val="single"/>
-          </w:rPr>
-          <w:t>Obadiah 1:13</w:t>
-        </w:r>
-      </w:hyperlink>
+      <w:r>
+        <w:rPr>
+          <w:lang w:val="en_US" w:bidi="en_US"/>
+        </w:rPr>
+        <w:t>Obadiah 1:13</w:t>
+      </w:r>
       <w:r>
         <w:rPr>
           <w:lang w:val="en_US" w:bidi="en_US"/>
         </w:rPr>
         <w:t>) and either killing or sending back Judah’s escapees (</w:t>
       </w:r>
-      <w:hyperlink r:id="rId54">
-        <w:r>
-          <w:rPr>
-            <w:lang w:val="en_US" w:bidi="en_US"/>
-          </w:rPr>
-          <w:rPr>
-            <w:color w:val="0000EE"/>
-            <w:u w:val="single"/>
-          </w:rPr>
-          <w:t>1:14</w:t>
-        </w:r>
-      </w:hyperlink>
+      <w:r>
+        <w:rPr>
+          <w:lang w:val="en_US" w:bidi="en_US"/>
+        </w:rPr>
+        <w:t>1:14</w:t>
+      </w:r>
       <w:r>
         <w:rPr>
           <w:lang w:val="en_US" w:bidi="en_US"/>
@@ -1901,18 +1631,12 @@
         </w:rPr>
         <w:t xml:space="preserve"> sometimes referred to a specific event, like the destruction of Edom or Joel’s locust plague (</w:t>
       </w:r>
-      <w:hyperlink r:id="rId55">
-        <w:r>
-          <w:rPr>
-            <w:lang w:val="en_US" w:bidi="en_US"/>
-          </w:rPr>
-          <w:rPr>
-            <w:color w:val="0000EE"/>
-            <w:u w:val="single"/>
-          </w:rPr>
-          <w:t>Joel 1:15</w:t>
-        </w:r>
-      </w:hyperlink>
+      <w:r>
+        <w:rPr>
+          <w:lang w:val="en_US" w:bidi="en_US"/>
+        </w:rPr>
+        <w:t>Joel 1:15</w:t>
+      </w:r>
       <w:r>
         <w:rPr>
           <w:lang w:val="en_US" w:bidi="en_US"/>
@@ -2005,54 +1729,36 @@
         </w:rPr>
         <w:t xml:space="preserve">) means we face the consequences of our actions. Edom's betrayal and pride would lead to her own downfall when vengeance came. Justice would deliver Israel and punish Edom (see also </w:t>
       </w:r>
-      <w:hyperlink r:id="rId28">
-        <w:r>
-          <w:rPr>
-            <w:lang w:val="en_US" w:bidi="en_US"/>
-          </w:rPr>
-          <w:rPr>
-            <w:color w:val="0000EE"/>
-            <w:u w:val="single"/>
-          </w:rPr>
-          <w:t>Jeremiah 49:7–22</w:t>
-        </w:r>
-      </w:hyperlink>
+      <w:r>
+        <w:rPr>
+          <w:lang w:val="en_US" w:bidi="en_US"/>
+        </w:rPr>
+        <w:t>Jeremiah 49:7–22</w:t>
+      </w:r>
       <w:r>
         <w:rPr>
           <w:lang w:val="en_US" w:bidi="en_US"/>
         </w:rPr>
         <w:t xml:space="preserve">; </w:t>
       </w:r>
-      <w:hyperlink r:id="rId34">
-        <w:r>
-          <w:rPr>
-            <w:lang w:val="en_US" w:bidi="en_US"/>
-          </w:rPr>
-          <w:rPr>
-            <w:color w:val="0000EE"/>
-            <w:u w:val="single"/>
-          </w:rPr>
-          <w:t>Ezekiel 32:29</w:t>
-        </w:r>
-      </w:hyperlink>
+      <w:r>
+        <w:rPr>
+          <w:lang w:val="en_US" w:bidi="en_US"/>
+        </w:rPr>
+        <w:t>Ezekiel 32:29</w:t>
+      </w:r>
       <w:r>
         <w:rPr>
           <w:lang w:val="en_US" w:bidi="en_US"/>
         </w:rPr>
         <w:t xml:space="preserve">; </w:t>
       </w:r>
-      <w:hyperlink r:id="rId56">
-        <w:r>
-          <w:rPr>
-            <w:lang w:val="en_US" w:bidi="en_US"/>
-          </w:rPr>
-          <w:rPr>
-            <w:color w:val="0000EE"/>
-            <w:u w:val="single"/>
-          </w:rPr>
-          <w:t>Malachi 1:2–5</w:t>
-        </w:r>
-      </w:hyperlink>
+      <w:r>
+        <w:rPr>
+          <w:lang w:val="en_US" w:bidi="en_US"/>
+        </w:rPr>
+        <w:t>Malachi 1:2–5</w:t>
+      </w:r>
       <w:r>
         <w:rPr>
           <w:lang w:val="en_US" w:bidi="en_US"/>
@@ -2111,18 +1817,12 @@
         </w:rPr>
         <w:t xml:space="preserve">Jerusalem would become a safe place for those who escape. A small group from Judah stayed in Jerusalem (see </w:t>
       </w:r>
-      <w:hyperlink r:id="rId57">
-        <w:r>
-          <w:rPr>
-            <w:lang w:val="en_US" w:bidi="en_US"/>
-          </w:rPr>
-          <w:rPr>
-            <w:color w:val="0000EE"/>
-            <w:u w:val="single"/>
-          </w:rPr>
-          <w:t>Jeremiah 40:11–12</w:t>
-        </w:r>
-      </w:hyperlink>
+      <w:r>
+        <w:rPr>
+          <w:lang w:val="en_US" w:bidi="en_US"/>
+        </w:rPr>
+        <w:t>Jeremiah 40:11–12</w:t>
+      </w:r>
       <w:r>
         <w:rPr>
           <w:lang w:val="en_US" w:bidi="en_US"/>
@@ -2154,18 +1854,12 @@
         </w:rPr>
         <w:t>: The land God gave to Abraham (</w:t>
       </w:r>
-      <w:hyperlink r:id="rId58">
-        <w:r>
-          <w:rPr>
-            <w:lang w:val="en_US" w:bidi="en_US"/>
-          </w:rPr>
-          <w:rPr>
-            <w:color w:val="0000EE"/>
-            <w:u w:val="single"/>
-          </w:rPr>
-          <w:t>Genesis 12:1–7</w:t>
-        </w:r>
-      </w:hyperlink>
+      <w:r>
+        <w:rPr>
+          <w:lang w:val="en_US" w:bidi="en_US"/>
+        </w:rPr>
+        <w:t>Genesis 12:1–7</w:t>
+      </w:r>
       <w:r>
         <w:rPr>
           <w:lang w:val="en_US" w:bidi="en_US"/>
@@ -2197,18 +1891,12 @@
         </w:rPr>
         <w:t>: The prophet Malachi mentioned the promise of return for the people of Judah, but not for the Edomites (</w:t>
       </w:r>
-      <w:hyperlink r:id="rId59">
-        <w:r>
-          <w:rPr>
-            <w:lang w:val="en_US" w:bidi="en_US"/>
-          </w:rPr>
-          <w:rPr>
-            <w:color w:val="0000EE"/>
-            <w:u w:val="single"/>
-          </w:rPr>
-          <w:t>Malachi 1:4–5</w:t>
-        </w:r>
-      </w:hyperlink>
+      <w:r>
+        <w:rPr>
+          <w:lang w:val="en_US" w:bidi="en_US"/>
+        </w:rPr>
+        <w:t>Malachi 1:4–5</w:t>
+      </w:r>
       <w:r>
         <w:rPr>
           <w:lang w:val="en_US" w:bidi="en_US"/>
@@ -2311,18 +1999,12 @@
         </w:rPr>
         <w:t xml:space="preserve">God's people in the Negev, the foothills of Judah, and Benjamin (three regions of Judah) would take over their neighbors' territories (Edom, the Philistine plains, Gilead). Restored Israel would regain Ephraim and Samaria (territory lost from 722 to 721 BC to Assyria) and expand its borders to the lands promised during the conquest (the Philistine plains, the land of Gilead, the Phoenician coast). See also </w:t>
       </w:r>
-      <w:hyperlink r:id="rId60">
-        <w:r>
-          <w:rPr>
-            <w:lang w:val="en_US" w:bidi="en_US"/>
-          </w:rPr>
-          <w:rPr>
-            <w:color w:val="0000EE"/>
-            <w:u w:val="single"/>
-          </w:rPr>
-          <w:t>Ezekiel 47:13–23</w:t>
-        </w:r>
-      </w:hyperlink>
+      <w:r>
+        <w:rPr>
+          <w:lang w:val="en_US" w:bidi="en_US"/>
+        </w:rPr>
+        <w:t>Ezekiel 47:13–23</w:t>
+      </w:r>
       <w:r>
         <w:rPr>
           <w:lang w:val="en_US" w:bidi="en_US"/>
